--- a/Personal CV/Oumar_Cv_03_EN.docx
+++ b/Personal CV/Oumar_Cv_03_EN.docx
@@ -80,14 +80,12 @@
           <w:lang w:val="en-US"/>
         </w:rPr>
       </w:pPr>
-      <w:proofErr w:type="gramStart"/>
       <w:r>
         <w:rPr>
           <w:lang w:val="en-US"/>
         </w:rPr>
-        <w:t>Name :</w:t>
+        <w:t>Name:</w:t>
       </w:r>
-      <w:proofErr w:type="gramEnd"/>
       <w:r>
         <w:rPr>
           <w:lang w:val="en-US"/>
@@ -112,14 +110,12 @@
           <w:lang w:val="en-US"/>
         </w:rPr>
       </w:pPr>
-      <w:proofErr w:type="gramStart"/>
       <w:r>
         <w:rPr>
           <w:lang w:val="en-US"/>
         </w:rPr>
-        <w:t>Degree :</w:t>
+        <w:t>Degree:</w:t>
       </w:r>
-      <w:proofErr w:type="gramEnd"/>
       <w:r>
         <w:rPr>
           <w:lang w:val="en-US"/>
@@ -134,28 +130,24 @@
           <w:lang w:val="en-US"/>
         </w:rPr>
       </w:pPr>
-      <w:proofErr w:type="gramStart"/>
       <w:r>
         <w:rPr>
           <w:lang w:val="en-US"/>
         </w:rPr>
-        <w:t>Experience :</w:t>
+        <w:t>Experience:</w:t>
       </w:r>
-      <w:proofErr w:type="gramEnd"/>
       <w:r>
         <w:rPr>
           <w:lang w:val="en-US"/>
         </w:rPr>
         <w:t xml:space="preserve"> </w:t>
       </w:r>
-      <w:proofErr w:type="gramStart"/>
       <w:r>
         <w:rPr>
           <w:lang w:val="en-US"/>
         </w:rPr>
-        <w:t>Microsoft  Business</w:t>
+        <w:t>Microsoft Business</w:t>
       </w:r>
-      <w:proofErr w:type="gramEnd"/>
       <w:r>
         <w:rPr>
           <w:lang w:val="en-US"/>
@@ -170,14 +162,12 @@
           <w:lang w:val="en-US"/>
         </w:rPr>
       </w:pPr>
-      <w:proofErr w:type="gramStart"/>
       <w:r>
         <w:rPr>
           <w:lang w:val="en-US"/>
         </w:rPr>
-        <w:t>Languages :</w:t>
+        <w:t>Languages:</w:t>
       </w:r>
-      <w:proofErr w:type="gramEnd"/>
       <w:r>
         <w:rPr>
           <w:lang w:val="en-US"/>
@@ -192,14 +182,12 @@
           <w:lang w:val="en-US"/>
         </w:rPr>
       </w:pPr>
-      <w:proofErr w:type="gramStart"/>
       <w:r>
         <w:rPr>
           <w:lang w:val="en-US"/>
         </w:rPr>
-        <w:t>Contact :</w:t>
+        <w:t>Contact:</w:t>
       </w:r>
-      <w:proofErr w:type="gramEnd"/>
       <w:r>
         <w:rPr>
           <w:lang w:val="en-US"/>
@@ -245,7 +233,7 @@
           <w:lang w:val="en-US" w:eastAsia="nl-BE"/>
         </w:rPr>
         <w:drawing>
-          <wp:anchor distT="0" distB="0" distL="114300" distR="114300" simplePos="0" relativeHeight="251659264" behindDoc="1" locked="0" layoutInCell="1" allowOverlap="1" wp14:anchorId="0DFE1296" wp14:editId="087125B2">
+          <wp:anchor distT="0" distB="0" distL="114300" distR="114300" simplePos="0" relativeHeight="251659264" behindDoc="1" locked="0" layoutInCell="1" allowOverlap="1" wp14:anchorId="0DFE1296" wp14:editId="5899F544">
             <wp:simplePos x="0" y="0"/>
             <wp:positionH relativeFrom="column">
               <wp:posOffset>916641</wp:posOffset>
@@ -425,7 +413,6 @@
               <w:docPart w:val="C3578B40EE134BDAA5FB28B6355A9BEA"/>
             </w:placeholder>
           </w:sdtPr>
-          <w:sdtEndPr/>
           <w:sdtContent>
             <w:tc>
               <w:tcPr>
@@ -759,29 +746,7 @@
                     <w:szCs w:val="18"/>
                     <w:lang w:val="en-US"/>
                   </w:rPr>
-                  <w:t xml:space="preserve"> Power </w:t>
-                </w:r>
-                <w:proofErr w:type="gramStart"/>
-                <w:r>
-                  <w:rPr>
-                    <w:rStyle w:val="PlaceholderText"/>
-                    <w:rFonts w:eastAsiaTheme="majorEastAsia"/>
-                    <w:color w:val="000000"/>
-                    <w:szCs w:val="18"/>
-                    <w:lang w:val="en-US"/>
-                  </w:rPr>
-                  <w:t>BI ,</w:t>
-                </w:r>
-                <w:proofErr w:type="gramEnd"/>
-                <w:r>
-                  <w:rPr>
-                    <w:rStyle w:val="PlaceholderText"/>
-                    <w:rFonts w:eastAsiaTheme="majorEastAsia"/>
-                    <w:color w:val="000000"/>
-                    <w:szCs w:val="18"/>
-                    <w:lang w:val="en-US"/>
-                  </w:rPr>
-                  <w:t xml:space="preserve"> Azure Synapse and Microsoft Fabric</w:t>
+                  <w:t xml:space="preserve"> Power BI , Azure Synapse and Microsoft Fabric</w:t>
                 </w:r>
               </w:p>
             </w:tc>
@@ -896,7 +861,7 @@
           <w:lang w:val="en-US" w:eastAsia="nl-BE"/>
         </w:rPr>
         <w:drawing>
-          <wp:anchor distT="0" distB="0" distL="114300" distR="114300" simplePos="0" relativeHeight="251661312" behindDoc="1" locked="0" layoutInCell="1" allowOverlap="1" wp14:anchorId="0044D46E" wp14:editId="4E861219">
+          <wp:anchor distT="0" distB="0" distL="114300" distR="114300" simplePos="0" relativeHeight="251661312" behindDoc="1" locked="0" layoutInCell="1" allowOverlap="1" wp14:anchorId="0044D46E" wp14:editId="501F3751">
             <wp:simplePos x="0" y="0"/>
             <wp:positionH relativeFrom="column">
               <wp:posOffset>895350</wp:posOffset>
@@ -1120,7 +1085,6 @@
               <w:docPart w:val="C5DBA6BECF9D4874B44C42B523FE2557"/>
             </w:placeholder>
           </w:sdtPr>
-          <w:sdtEndPr/>
           <w:sdtContent>
             <w:tc>
               <w:tcPr>
@@ -1200,7 +1164,6 @@
               <w:calendar w:val="gregorian"/>
             </w:date>
           </w:sdtPr>
-          <w:sdtEndPr/>
           <w:sdtContent>
             <w:tc>
               <w:tcPr>
@@ -1243,7 +1206,6 @@
               <w:docPart w:val="FCF642FDA8664D778253E630AD10C0F2"/>
             </w:placeholder>
           </w:sdtPr>
-          <w:sdtEndPr/>
           <w:sdtContent>
             <w:tc>
               <w:tcPr>
@@ -1272,14 +1234,7 @@
                   <w:rPr>
                     <w:lang w:val="en-US"/>
                   </w:rPr>
-                  <w:t xml:space="preserve">2 </w:t>
-                </w:r>
-                <w:proofErr w:type="gramStart"/>
-                <w:r>
-                  <w:rPr>
-                    <w:lang w:val="en-US"/>
-                  </w:rPr>
-                  <w:t>language</w:t>
+                  <w:t>2 language</w:t>
                 </w:r>
                 <w:r>
                   <w:rPr>
@@ -1287,7 +1242,6 @@
                   </w:rPr>
                   <w:t xml:space="preserve"> )</w:t>
                 </w:r>
-                <w:proofErr w:type="gramEnd"/>
               </w:p>
             </w:tc>
           </w:sdtContent>
@@ -1310,7 +1264,6 @@
               <w:calendar w:val="gregorian"/>
             </w:date>
           </w:sdtPr>
-          <w:sdtEndPr/>
           <w:sdtContent>
             <w:tc>
               <w:tcPr>
@@ -1353,7 +1306,6 @@
               <w:docPart w:val="646D3D3FCFC4431E945937FCE1CA77A6"/>
             </w:placeholder>
           </w:sdtPr>
-          <w:sdtEndPr/>
           <w:sdtContent>
             <w:tc>
               <w:tcPr>
@@ -1400,7 +1352,6 @@
               <w:calendar w:val="gregorian"/>
             </w:date>
           </w:sdtPr>
-          <w:sdtEndPr/>
           <w:sdtContent>
             <w:tc>
               <w:tcPr>
@@ -1629,7 +1580,6 @@
               <w:docPart w:val="47D7B29374B245569860417BC70C9131"/>
             </w:placeholder>
           </w:sdtPr>
-          <w:sdtEndPr/>
           <w:sdtContent>
             <w:tc>
               <w:tcPr>
@@ -1692,7 +1642,6 @@
                   <w:calendar w:val="gregorian"/>
                 </w:date>
               </w:sdtPr>
-              <w:sdtEndPr/>
               <w:sdtContent>
                 <w:r>
                   <w:rPr>
@@ -1723,7 +1672,6 @@
               <w:docPart w:val="C7DD7BE0819A41B5B102F19B7043B71E"/>
             </w:placeholder>
           </w:sdtPr>
-          <w:sdtEndPr/>
           <w:sdtContent>
             <w:tc>
               <w:tcPr>
@@ -1772,7 +1720,6 @@
               <w:calendar w:val="gregorian"/>
             </w:date>
           </w:sdtPr>
-          <w:sdtEndPr/>
           <w:sdtContent>
             <w:tc>
               <w:tcPr>
@@ -2157,7 +2104,6 @@
                 <w:docPart w:val="E18B0663444C48A0ACDFA1B0C66519FD"/>
               </w:placeholder>
             </w:sdtPr>
-            <w:sdtEndPr/>
             <w:sdtContent>
               <w:bookmarkEnd w:id="0" w:displacedByCustomXml="prev"/>
               <w:p>
@@ -2202,7 +2148,6 @@
               <w:calendar w:val="gregorian"/>
             </w:date>
           </w:sdtPr>
-          <w:sdtEndPr/>
           <w:sdtContent>
             <w:tc>
               <w:tcPr>
@@ -2247,7 +2192,6 @@
               <w:docPart w:val="9EAB71D485344DBA99B14EA0C8A36102"/>
             </w:placeholder>
           </w:sdtPr>
-          <w:sdtEndPr/>
           <w:sdtContent>
             <w:tc>
               <w:tcPr>
@@ -2265,7 +2209,6 @@
                     <w:docPart w:val="690FA756DC904EE69C7D6D4D356B95A3"/>
                   </w:placeholder>
                 </w:sdtPr>
-                <w:sdtEndPr/>
                 <w:sdtContent>
                   <w:p>
                     <w:pPr>
@@ -2312,7 +2255,6 @@
               <w:calendar w:val="gregorian"/>
             </w:date>
           </w:sdtPr>
-          <w:sdtEndPr/>
           <w:sdtContent>
             <w:tc>
               <w:tcPr>
@@ -2358,7 +2300,6 @@
               <w:docPart w:val="0CAB27EE4C0A455EA1786B47D2C33B96"/>
             </w:placeholder>
           </w:sdtPr>
-          <w:sdtEndPr/>
           <w:sdtContent>
             <w:tc>
               <w:tcPr>
@@ -2419,7 +2360,6 @@
               <w:calendar w:val="gregorian"/>
             </w:date>
           </w:sdtPr>
-          <w:sdtEndPr/>
           <w:sdtContent>
             <w:tc>
               <w:tcPr>
@@ -2465,7 +2405,6 @@
               <w:docPart w:val="A160BF1DF078458982EF671355EE14B1"/>
             </w:placeholder>
           </w:sdtPr>
-          <w:sdtEndPr/>
           <w:sdtContent>
             <w:tc>
               <w:tcPr>
@@ -2514,7 +2453,6 @@
               <w:calendar w:val="gregorian"/>
             </w:date>
           </w:sdtPr>
-          <w:sdtEndPr/>
           <w:sdtContent>
             <w:tc>
               <w:tcPr>
@@ -2564,7 +2502,6 @@
                 <w:docPart w:val="0E2EE0999119499FB9BBCF50E8A285A0"/>
               </w:placeholder>
             </w:sdtPr>
-            <w:sdtEndPr/>
             <w:sdtContent>
               <w:p>
                 <w:pPr>
@@ -2691,7 +2628,7 @@
           <w:lang w:val="en-US" w:eastAsia="nl-NL"/>
         </w:rPr>
         <w:drawing>
-          <wp:anchor distT="0" distB="0" distL="114300" distR="114300" simplePos="0" relativeHeight="251673600" behindDoc="1" locked="0" layoutInCell="1" allowOverlap="1" wp14:anchorId="1C09213F" wp14:editId="4E813975">
+          <wp:anchor distT="0" distB="0" distL="114300" distR="114300" simplePos="0" relativeHeight="251673600" behindDoc="1" locked="0" layoutInCell="1" allowOverlap="1" wp14:anchorId="1C09213F" wp14:editId="55CDB82B">
             <wp:simplePos x="0" y="0"/>
             <wp:positionH relativeFrom="column">
               <wp:posOffset>3286125</wp:posOffset>
@@ -2746,19 +2683,11 @@
           </wp:anchor>
         </w:drawing>
       </w:r>
-      <w:proofErr w:type="gramStart"/>
       <w:r>
         <w:rPr>
           <w:lang w:val="en-US"/>
         </w:rPr>
-        <w:t>Overview</w:t>
-      </w:r>
-      <w:proofErr w:type="gramEnd"/>
-      <w:r>
-        <w:rPr>
-          <w:lang w:val="en-US"/>
-        </w:rPr>
-        <w:t xml:space="preserve"> Professional Experience</w:t>
+        <w:t>Overview Professional Experience</w:t>
       </w:r>
     </w:p>
     <w:p>
@@ -2902,7 +2831,6 @@
                   <w:calendar w:val="gregorian"/>
                 </w:date>
               </w:sdtPr>
-              <w:sdtEndPr/>
               <w:sdtContent>
                 <w:r>
                   <w:rPr>
@@ -2942,7 +2870,6 @@
                   <w:calendar w:val="gregorian"/>
                 </w:date>
               </w:sdtPr>
-              <w:sdtEndPr/>
               <w:sdtContent>
                 <w:r>
                   <w:rPr>
@@ -2986,7 +2913,6 @@
               <w:docPart w:val="4D11CB6EA3384D19BE34DD9E2095284A"/>
             </w:placeholder>
           </w:sdtPr>
-          <w:sdtEndPr/>
           <w:sdtContent>
             <w:tc>
               <w:tcPr>
@@ -3043,7 +2969,6 @@
                   <w:calendar w:val="gregorian"/>
                 </w:date>
               </w:sdtPr>
-              <w:sdtEndPr/>
               <w:sdtContent>
                 <w:r>
                   <w:rPr>
@@ -3082,7 +3007,6 @@
                   <w:calendar w:val="gregorian"/>
                 </w:date>
               </w:sdtPr>
-              <w:sdtEndPr/>
               <w:sdtContent>
                 <w:r>
                   <w:rPr>
@@ -3178,7 +3102,6 @@
                   <w:calendar w:val="gregorian"/>
                 </w:date>
               </w:sdtPr>
-              <w:sdtEndPr/>
               <w:sdtContent>
                 <w:r>
                   <w:rPr>
@@ -3217,7 +3140,6 @@
                   <w:calendar w:val="gregorian"/>
                 </w:date>
               </w:sdtPr>
-              <w:sdtEndPr/>
               <w:sdtContent>
                 <w:r>
                   <w:rPr>
@@ -3243,7 +3165,6 @@
               <w:docPart w:val="1CAC213F62FC47849B00D49BFCDA1572"/>
             </w:placeholder>
           </w:sdtPr>
-          <w:sdtEndPr/>
           <w:sdtContent>
             <w:tc>
               <w:tcPr>
@@ -3282,7 +3203,6 @@
               <w:docPart w:val="2B650E3CC7FD44E6B388B5DC5DDEB3AE"/>
             </w:placeholder>
           </w:sdtPr>
-          <w:sdtEndPr/>
           <w:sdtContent>
             <w:tc>
               <w:tcPr>
@@ -3355,7 +3275,6 @@
                   <w:calendar w:val="gregorian"/>
                 </w:date>
               </w:sdtPr>
-              <w:sdtEndPr/>
               <w:sdtContent>
                 <w:r>
                   <w:rPr>
@@ -3394,7 +3313,6 @@
                   <w:calendar w:val="gregorian"/>
                 </w:date>
               </w:sdtPr>
-              <w:sdtEndPr/>
               <w:sdtContent>
                 <w:r>
                   <w:rPr>
@@ -3420,7 +3338,6 @@
               <w:docPart w:val="CBA9B0CF3A584EC59EB73EE13B38C986"/>
             </w:placeholder>
           </w:sdtPr>
-          <w:sdtEndPr/>
           <w:sdtContent>
             <w:tc>
               <w:tcPr>
@@ -3461,7 +3378,6 @@
               <w:docPart w:val="0ABDA5B5E8714B2DB0044E0F5619E551"/>
             </w:placeholder>
           </w:sdtPr>
-          <w:sdtEndPr/>
           <w:sdtContent>
             <w:tc>
               <w:tcPr>
@@ -3523,7 +3439,6 @@
                   <w:calendar w:val="gregorian"/>
                 </w:date>
               </w:sdtPr>
-              <w:sdtEndPr/>
               <w:sdtContent>
                 <w:r>
                   <w:rPr>
@@ -3563,7 +3478,6 @@
                   <w:calendar w:val="gregorian"/>
                 </w:date>
               </w:sdtPr>
-              <w:sdtEndPr/>
               <w:sdtContent>
                 <w:r>
                   <w:rPr>
@@ -3589,7 +3503,6 @@
               <w:docPart w:val="6D3BE6024A354A02A23F064D73752159"/>
             </w:placeholder>
           </w:sdtPr>
-          <w:sdtEndPr/>
           <w:sdtContent>
             <w:tc>
               <w:tcPr>
@@ -3628,7 +3541,6 @@
               <w:docPart w:val="55ED7C15719A4B9CAC43AA59E9DFA7E8"/>
             </w:placeholder>
           </w:sdtPr>
-          <w:sdtEndPr/>
           <w:sdtContent>
             <w:tc>
               <w:tcPr>
@@ -3694,7 +3606,6 @@
                   <w:calendar w:val="gregorian"/>
                 </w:date>
               </w:sdtPr>
-              <w:sdtEndPr/>
               <w:sdtContent>
                 <w:r>
                   <w:rPr>
@@ -3733,7 +3644,6 @@
                   <w:calendar w:val="gregorian"/>
                 </w:date>
               </w:sdtPr>
-              <w:sdtEndPr/>
               <w:sdtContent>
                 <w:r>
                   <w:rPr>
@@ -3760,7 +3670,6 @@
               <w:docPart w:val="0F22EE4523E6401CBD502F32DEEDB723"/>
             </w:placeholder>
           </w:sdtPr>
-          <w:sdtEndPr/>
           <w:sdtContent>
             <w:tc>
               <w:tcPr>
@@ -3800,7 +3709,6 @@
               <w:docPart w:val="0935ACAC59484DD1B393C8E2837C3249"/>
             </w:placeholder>
           </w:sdtPr>
-          <w:sdtEndPr/>
           <w:sdtContent>
             <w:tc>
               <w:tcPr>
@@ -3871,7 +3779,6 @@
                   <w:calendar w:val="gregorian"/>
                 </w:date>
               </w:sdtPr>
-              <w:sdtEndPr/>
               <w:sdtContent>
                 <w:r>
                   <w:rPr>
@@ -3910,7 +3817,6 @@
                   <w:calendar w:val="gregorian"/>
                 </w:date>
               </w:sdtPr>
-              <w:sdtEndPr/>
               <w:sdtContent>
                 <w:r>
                   <w:rPr>
@@ -3960,11 +3866,6 @@
               <w:docPart w:val="360E41837466441E8A75D06E60C0856F"/>
             </w:placeholder>
           </w:sdtPr>
-          <w:sdtEndPr>
-            <w:rPr>
-              <w:rStyle w:val="FunctionTitle"/>
-            </w:rPr>
-          </w:sdtEndPr>
           <w:sdtContent>
             <w:tc>
               <w:tcPr>
@@ -4211,7 +4112,6 @@
                   <w:calendar w:val="gregorian"/>
                 </w:date>
               </w:sdtPr>
-              <w:sdtEndPr/>
               <w:sdtContent>
                 <w:r>
                   <w:rPr>
@@ -4256,7 +4156,6 @@
                   <w:calendar w:val="gregorian"/>
                 </w:date>
               </w:sdtPr>
-              <w:sdtEndPr/>
               <w:sdtContent>
                 <w:r>
                   <w:rPr>
@@ -4283,7 +4182,6 @@
               <w:docPart w:val="FDEEA7B83BD14D93BCB825F310B5619C"/>
             </w:placeholder>
           </w:sdtPr>
-          <w:sdtEndPr/>
           <w:sdtContent>
             <w:sdt>
               <w:sdtPr>
@@ -4297,7 +4195,6 @@
                   <w:docPart w:val="C142835093BF42BCB98749DDE5986F2F"/>
                 </w:placeholder>
               </w:sdtPr>
-              <w:sdtEndPr/>
               <w:sdtContent>
                 <w:tc>
                   <w:tcPr>
@@ -4353,11 +4250,6 @@
               <w:docPart w:val="6E63019A84054DA5AB3E84E8EAC44B56"/>
             </w:placeholder>
           </w:sdtPr>
-          <w:sdtEndPr>
-            <w:rPr>
-              <w:rStyle w:val="FunctionTitle"/>
-            </w:rPr>
-          </w:sdtEndPr>
           <w:sdtContent>
             <w:tc>
               <w:tcPr>
@@ -4381,7 +4273,6 @@
                   <w:t xml:space="preserve">MSBI Power </w:t>
                 </w:r>
                 <w:proofErr w:type="spellStart"/>
-                <w:proofErr w:type="gramStart"/>
                 <w:r>
                   <w:rPr>
                     <w:rStyle w:val="FunctionTitle"/>
@@ -4397,7 +4288,6 @@
                   </w:rPr>
                   <w:t xml:space="preserve">  Consultant</w:t>
                 </w:r>
-                <w:proofErr w:type="gramEnd"/>
               </w:p>
             </w:tc>
           </w:sdtContent>
@@ -5437,7 +5327,6 @@
                   <w:calendar w:val="gregorian"/>
                 </w:date>
               </w:sdtPr>
-              <w:sdtEndPr/>
               <w:sdtContent>
                 <w:r>
                   <w:rPr>
@@ -5482,7 +5371,6 @@
                   <w:calendar w:val="gregorian"/>
                 </w:date>
               </w:sdtPr>
-              <w:sdtEndPr/>
               <w:sdtContent>
                 <w:r>
                   <w:rPr>
@@ -5515,7 +5403,6 @@
               <w:docPart w:val="0F3A6FFD50D7465CBF06EB66689732B3"/>
             </w:placeholder>
           </w:sdtPr>
-          <w:sdtEndPr/>
           <w:sdtContent>
             <w:sdt>
               <w:sdtPr>
@@ -5535,7 +5422,6 @@
                   <w:docPart w:val="53732AB189E74075BB23DDCA23D05C19"/>
                 </w:placeholder>
               </w:sdtPr>
-              <w:sdtEndPr/>
               <w:sdtContent>
                 <w:tc>
                   <w:tcPr>
@@ -5585,11 +5471,6 @@
               <w:docPart w:val="72AE2C195D7B49D79DE264CDA9CF4E7F"/>
             </w:placeholder>
           </w:sdtPr>
-          <w:sdtEndPr>
-            <w:rPr>
-              <w:rStyle w:val="FunctionTitle"/>
-            </w:rPr>
-          </w:sdtEndPr>
           <w:sdtContent>
             <w:tc>
               <w:tcPr>
@@ -5605,21 +5486,12 @@
                     <w:lang w:val="en-US"/>
                   </w:rPr>
                 </w:pPr>
-                <w:proofErr w:type="gramStart"/>
                 <w:r>
                   <w:rPr>
                     <w:rStyle w:val="FunctionTitle"/>
                     <w:lang w:val="en-US"/>
                   </w:rPr>
-                  <w:t>MSBI  Azure</w:t>
-                </w:r>
-                <w:proofErr w:type="gramEnd"/>
-                <w:r>
-                  <w:rPr>
-                    <w:rStyle w:val="FunctionTitle"/>
-                    <w:lang w:val="en-US"/>
-                  </w:rPr>
-                  <w:t xml:space="preserve"> Consultant</w:t>
+                  <w:t>MSBI  Azure Consultant</w:t>
                 </w:r>
               </w:p>
             </w:tc>
@@ -5672,7 +5544,6 @@
                 <w:docPart w:val="967B9CE6C8EE4C78B52251895444B185"/>
               </w:placeholder>
             </w:sdtPr>
-            <w:sdtEndPr/>
             <w:sdtContent>
               <w:p>
                 <w:pPr>
@@ -5798,7 +5669,6 @@
                 <w:docPart w:val="12BA51A3343F4AC2B7894A7431505B36"/>
               </w:placeholder>
             </w:sdtPr>
-            <w:sdtEndPr/>
             <w:sdtContent>
               <w:p>
                 <w:pPr>
@@ -5819,24 +5689,9 @@
                   <w:rPr>
                     <w:lang w:val="en-US"/>
                   </w:rPr>
-                  <w:t>Set-</w:t>
-                </w:r>
-                <w:proofErr w:type="gramStart"/>
-                <w:r>
-                  <w:rPr>
-                    <w:lang w:val="en-US"/>
-                  </w:rPr>
-                  <w:t>up  Azure</w:t>
-                </w:r>
-                <w:proofErr w:type="gramEnd"/>
-                <w:r>
-                  <w:rPr>
-                    <w:lang w:val="en-US"/>
-                  </w:rPr>
-                  <w:t xml:space="preserve"> </w:t>
+                  <w:t xml:space="preserve">Set-up  Azure </w:t>
                 </w:r>
                 <w:proofErr w:type="spellStart"/>
-                <w:proofErr w:type="gramStart"/>
                 <w:r>
                   <w:rPr>
                     <w:lang w:val="en-US"/>
@@ -5848,14 +5703,7 @@
                   <w:rPr>
                     <w:lang w:val="en-US"/>
                   </w:rPr>
-                  <w:t xml:space="preserve"> :</w:t>
-                </w:r>
-                <w:proofErr w:type="gramEnd"/>
-                <w:r>
-                  <w:rPr>
-                    <w:lang w:val="en-US"/>
-                  </w:rPr>
-                  <w:t xml:space="preserve"> Create git Repository:</w:t>
+                  <w:t xml:space="preserve"> : Create git Repository:</w:t>
                 </w:r>
               </w:p>
               <w:p>
@@ -5875,35 +5723,7 @@
                   <w:rPr>
                     <w:lang w:val="en-US"/>
                   </w:rPr>
-                  <w:t xml:space="preserve">Create </w:t>
-                </w:r>
-                <w:proofErr w:type="gramStart"/>
-                <w:r>
-                  <w:rPr>
-                    <w:lang w:val="en-US"/>
-                  </w:rPr>
-                  <w:t>development ,</w:t>
-                </w:r>
-                <w:proofErr w:type="gramEnd"/>
-                <w:r>
-                  <w:rPr>
-                    <w:lang w:val="en-US"/>
-                  </w:rPr>
-                  <w:t xml:space="preserve"> main and </w:t>
-                </w:r>
-                <w:proofErr w:type="gramStart"/>
-                <w:r>
-                  <w:rPr>
-                    <w:lang w:val="en-US"/>
-                  </w:rPr>
-                  <w:t>publish</w:t>
-                </w:r>
-                <w:proofErr w:type="gramEnd"/>
-                <w:r>
-                  <w:rPr>
-                    <w:lang w:val="en-US"/>
-                  </w:rPr>
-                  <w:t xml:space="preserve"> branches.</w:t>
+                  <w:t>Create development , main and publish branches.</w:t>
                 </w:r>
               </w:p>
               <w:p>
@@ -5923,16 +5743,8 @@
                   <w:rPr>
                     <w:lang w:val="en-US"/>
                   </w:rPr>
-                  <w:t xml:space="preserve">Merge branches after development (using Pull </w:t>
-                </w:r>
-                <w:proofErr w:type="gramStart"/>
-                <w:r>
-                  <w:rPr>
-                    <w:lang w:val="en-US"/>
-                  </w:rPr>
-                  <w:t>request )</w:t>
-                </w:r>
-                <w:proofErr w:type="gramEnd"/>
+                  <w:t>Merge branches after development (using Pull request )</w:t>
+                </w:r>
               </w:p>
               <w:p>
                 <w:pPr>
@@ -5951,21 +5763,7 @@
                   <w:rPr>
                     <w:lang w:val="en-US"/>
                   </w:rPr>
-                  <w:t>CI/CD implementation to push development objects to the qualification (</w:t>
-                </w:r>
-                <w:proofErr w:type="gramStart"/>
-                <w:r>
-                  <w:rPr>
-                    <w:lang w:val="en-US"/>
-                  </w:rPr>
-                  <w:t>and also</w:t>
-                </w:r>
-                <w:proofErr w:type="gramEnd"/>
-                <w:r>
-                  <w:rPr>
-                    <w:lang w:val="en-US"/>
-                  </w:rPr>
-                  <w:t xml:space="preserve"> Production)</w:t>
+                  <w:t>CI/CD implementation to push development objects to the qualification (and also Production)</w:t>
                 </w:r>
               </w:p>
               <w:p>
@@ -6025,16 +5823,8 @@
                   <w:rPr>
                     <w:lang w:val="en-US"/>
                   </w:rPr>
-                  <w:t xml:space="preserve">Set up Key vault (For secure resource </w:t>
-                </w:r>
-                <w:proofErr w:type="gramStart"/>
-                <w:r>
-                  <w:rPr>
-                    <w:lang w:val="en-US"/>
-                  </w:rPr>
-                  <w:t>connections )</w:t>
-                </w:r>
-                <w:proofErr w:type="gramEnd"/>
+                  <w:t>Set up Key vault (For secure resource connections )</w:t>
+                </w:r>
               </w:p>
               <w:p>
                 <w:pPr>
@@ -6073,21 +5863,7 @@
                   <w:rPr>
                     <w:lang w:val="en-US"/>
                   </w:rPr>
-                  <w:t xml:space="preserve">Set up self-hosted Integration run </w:t>
-                </w:r>
-                <w:proofErr w:type="gramStart"/>
-                <w:r>
-                  <w:rPr>
-                    <w:lang w:val="en-US"/>
-                  </w:rPr>
-                  <w:t>time  (</w:t>
-                </w:r>
-                <w:proofErr w:type="gramEnd"/>
-                <w:r>
-                  <w:rPr>
-                    <w:lang w:val="en-US"/>
-                  </w:rPr>
-                  <w:t>To connect the on-premises and Cloud environment)</w:t>
+                  <w:t>Set up self-hosted Integration run time  (To connect the on-premises and Cloud environment)</w:t>
                 </w:r>
               </w:p>
               <w:p>
@@ -6127,21 +5903,7 @@
                   <w:rPr>
                     <w:lang w:val="en-US"/>
                   </w:rPr>
-                  <w:t xml:space="preserve">Set Data factory and Synapse workspaces: </w:t>
-                </w:r>
-                <w:proofErr w:type="gramStart"/>
-                <w:r>
-                  <w:rPr>
-                    <w:lang w:val="en-US"/>
-                  </w:rPr>
-                  <w:t>Create ,</w:t>
-                </w:r>
-                <w:proofErr w:type="gramEnd"/>
-                <w:r>
-                  <w:rPr>
-                    <w:lang w:val="en-US"/>
-                  </w:rPr>
-                  <w:t xml:space="preserve"> test, and monitor pipelines. </w:t>
+                  <w:t xml:space="preserve">Set Data factory and Synapse workspaces: Create , test, and monitor pipelines. </w:t>
                 </w:r>
               </w:p>
               <w:p>
@@ -6241,21 +6003,7 @@
                   <w:rPr>
                     <w:lang w:val="en-US"/>
                   </w:rPr>
-                  <w:t xml:space="preserve">Set Variables during </w:t>
-                </w:r>
-                <w:proofErr w:type="gramStart"/>
-                <w:r>
-                  <w:rPr>
-                    <w:lang w:val="en-US"/>
-                  </w:rPr>
-                  <w:t>a specific</w:t>
-                </w:r>
-                <w:proofErr w:type="gramEnd"/>
-                <w:r>
-                  <w:rPr>
-                    <w:lang w:val="en-US"/>
-                  </w:rPr>
-                  <w:t xml:space="preserve"> processing.</w:t>
+                  <w:t>Set Variables during a specific processing.</w:t>
                 </w:r>
               </w:p>
               <w:p>
@@ -6272,21 +6020,7 @@
                   <w:rPr>
                     <w:lang w:val="en-GB"/>
                   </w:rPr>
-                  <w:t>Linked services (To data lake (on premise and cloud</w:t>
-                </w:r>
-                <w:proofErr w:type="gramStart"/>
-                <w:r>
-                  <w:rPr>
-                    <w:lang w:val="en-GB"/>
-                  </w:rPr>
-                  <w:t>) ,</w:t>
-                </w:r>
-                <w:proofErr w:type="gramEnd"/>
-                <w:r>
-                  <w:rPr>
-                    <w:lang w:val="en-GB"/>
-                  </w:rPr>
-                  <w:t xml:space="preserve"> to SQL Database (on premise and cloud secure with Key vault)</w:t>
+                  <w:t>Linked services (To data lake (on premise and cloud) , to SQL Database (on premise and cloud secure with Key vault)</w:t>
                 </w:r>
               </w:p>
               <w:p>
@@ -6413,7 +6147,6 @@
                 <w:docPart w:val="46E545BD77E44C23A8658A0342FC45FA"/>
               </w:placeholder>
             </w:sdtPr>
-            <w:sdtEndPr/>
             <w:sdtContent>
               <w:p>
                 <w:pPr>
@@ -6518,7 +6251,6 @@
                   <w:calendar w:val="gregorian"/>
                 </w:date>
               </w:sdtPr>
-              <w:sdtEndPr/>
               <w:sdtContent>
                 <w:r>
                   <w:rPr>
@@ -6563,7 +6295,6 @@
                   <w:calendar w:val="gregorian"/>
                 </w:date>
               </w:sdtPr>
-              <w:sdtEndPr/>
               <w:sdtContent>
                 <w:r>
                   <w:rPr>
@@ -6590,7 +6321,6 @@
               <w:docPart w:val="B1DB463D60A34BBA9B5A97E989FC4C6B"/>
             </w:placeholder>
           </w:sdtPr>
-          <w:sdtEndPr/>
           <w:sdtContent>
             <w:tc>
               <w:tcPr>
@@ -6632,11 +6362,6 @@
               <w:docPart w:val="5418F03EB59643D89615D4C0098CBF12"/>
             </w:placeholder>
           </w:sdtPr>
-          <w:sdtEndPr>
-            <w:rPr>
-              <w:rStyle w:val="FunctionTitle"/>
-            </w:rPr>
-          </w:sdtEndPr>
           <w:sdtContent>
             <w:tc>
               <w:tcPr>
@@ -6712,7 +6437,6 @@
                 <w:docPart w:val="9687A80ABE844ECCA16A5558703B4D46"/>
               </w:placeholder>
             </w:sdtPr>
-            <w:sdtEndPr/>
             <w:sdtContent>
               <w:p>
                 <w:pPr>
@@ -6773,7 +6497,6 @@
                 <w:docPart w:val="67EB06DE20DF4E23B8325FBF535745D2"/>
               </w:placeholder>
             </w:sdtPr>
-            <w:sdtEndPr/>
             <w:sdtContent>
               <w:p>
                 <w:pPr>
@@ -6794,21 +6517,7 @@
                   <w:rPr>
                     <w:lang w:val="en-US"/>
                   </w:rPr>
-                  <w:t xml:space="preserve">Create tables and map the source tables info target </w:t>
-                </w:r>
-                <w:proofErr w:type="gramStart"/>
-                <w:r>
-                  <w:rPr>
-                    <w:lang w:val="en-US"/>
-                  </w:rPr>
-                  <w:t>tables ,</w:t>
-                </w:r>
-                <w:proofErr w:type="gramEnd"/>
-                <w:r>
-                  <w:rPr>
-                    <w:lang w:val="en-US"/>
-                  </w:rPr>
-                  <w:t xml:space="preserve"> using Microsoft SQL</w:t>
+                  <w:t>Create tables and map the source tables info target tables , using Microsoft SQL</w:t>
                 </w:r>
               </w:p>
               <w:p>
@@ -6830,21 +6539,7 @@
                   <w:rPr>
                     <w:lang w:val="en-US"/>
                   </w:rPr>
-                  <w:t xml:space="preserve">Close collaboration with the application architect </w:t>
-                </w:r>
-                <w:proofErr w:type="gramStart"/>
-                <w:r>
-                  <w:rPr>
-                    <w:lang w:val="en-US"/>
-                  </w:rPr>
-                  <w:t>in order to</w:t>
-                </w:r>
-                <w:proofErr w:type="gramEnd"/>
-                <w:r>
-                  <w:rPr>
-                    <w:lang w:val="en-US"/>
-                  </w:rPr>
-                  <w:t xml:space="preserve"> realize the best solution in every context</w:t>
+                  <w:t>Close collaboration with the application architect in order to realize the best solution in every context</w:t>
                 </w:r>
               </w:p>
               <w:p>
@@ -6949,7 +6644,6 @@
                 <w:docPart w:val="53C3AFC7BC014CB8AAF3BCC67DDA3A48"/>
               </w:placeholder>
             </w:sdtPr>
-            <w:sdtEndPr/>
             <w:sdtContent>
               <w:p>
                 <w:pPr>
@@ -7050,7 +6744,6 @@
                   <w:calendar w:val="gregorian"/>
                 </w:date>
               </w:sdtPr>
-              <w:sdtEndPr/>
               <w:sdtContent>
                 <w:r>
                   <w:rPr>
@@ -7095,7 +6788,6 @@
                   <w:calendar w:val="gregorian"/>
                 </w:date>
               </w:sdtPr>
-              <w:sdtEndPr/>
               <w:sdtContent>
                 <w:r>
                   <w:rPr>
@@ -7122,7 +6814,6 @@
               <w:docPart w:val="3C35B096D6534EBB895412C5540DD51D"/>
             </w:placeholder>
           </w:sdtPr>
-          <w:sdtEndPr/>
           <w:sdtContent>
             <w:tc>
               <w:tcPr>
@@ -7164,11 +6855,6 @@
               <w:docPart w:val="5E71F1B04C1E4CF8B84B098EC3E633DA"/>
             </w:placeholder>
           </w:sdtPr>
-          <w:sdtEndPr>
-            <w:rPr>
-              <w:rStyle w:val="FunctionTitle"/>
-            </w:rPr>
-          </w:sdtEndPr>
           <w:sdtContent>
             <w:tc>
               <w:tcPr>
@@ -7255,7 +6941,6 @@
                 <w:docPart w:val="48EABB5D12FF45B584043706FA9C65DB"/>
               </w:placeholder>
             </w:sdtPr>
-            <w:sdtEndPr/>
             <w:sdtContent>
               <w:p>
                 <w:pPr>
@@ -7336,7 +7021,6 @@
                 <w:docPart w:val="2739450FB3D44595877FDFF205A1FFAC"/>
               </w:placeholder>
             </w:sdtPr>
-            <w:sdtEndPr/>
             <w:sdtContent>
               <w:p>
                 <w:pPr>
@@ -7445,21 +7129,7 @@
                   <w:rPr>
                     <w:lang w:val="en-US"/>
                   </w:rPr>
-                  <w:t xml:space="preserve">Develop SSIS packages and create CSV reports about employees’ </w:t>
-                </w:r>
-                <w:proofErr w:type="gramStart"/>
-                <w:r>
-                  <w:rPr>
-                    <w:lang w:val="en-US"/>
-                  </w:rPr>
-                  <w:t>accesses</w:t>
-                </w:r>
-                <w:proofErr w:type="gramEnd"/>
-                <w:r>
-                  <w:rPr>
-                    <w:lang w:val="en-US"/>
-                  </w:rPr>
-                  <w:t xml:space="preserve"> (where, when, how, duration, .</w:t>
+                  <w:t>Develop SSIS packages and create CSV reports about employees’ accesses (where, when, how, duration, .</w:t>
                 </w:r>
                 <w:r>
                   <w:rPr>
@@ -7640,7 +7310,6 @@
                 <w:docPart w:val="AD030C4D995B4BB79B51CA44AFDFA051"/>
               </w:placeholder>
             </w:sdtPr>
-            <w:sdtEndPr/>
             <w:sdtContent>
               <w:p>
                 <w:pPr>
@@ -7768,7 +7437,6 @@
                   <w:calendar w:val="gregorian"/>
                 </w:date>
               </w:sdtPr>
-              <w:sdtEndPr/>
               <w:sdtContent>
                 <w:r>
                   <w:rPr>
@@ -7814,7 +7482,6 @@
                   <w:calendar w:val="gregorian"/>
                 </w:date>
               </w:sdtPr>
-              <w:sdtEndPr/>
               <w:sdtContent>
                 <w:r>
                   <w:rPr>
@@ -7841,7 +7508,6 @@
               <w:docPart w:val="7BD7DC067238476DB53D9BC9DCC9CBC0"/>
             </w:placeholder>
           </w:sdtPr>
-          <w:sdtEndPr/>
           <w:sdtContent>
             <w:tc>
               <w:tcPr>
@@ -7883,11 +7549,6 @@
               <w:docPart w:val="7E2098B7A8394FA3823A98CC0F6633D0"/>
             </w:placeholder>
           </w:sdtPr>
-          <w:sdtEndPr>
-            <w:rPr>
-              <w:rStyle w:val="FunctionTitle"/>
-            </w:rPr>
-          </w:sdtEndPr>
           <w:sdtContent>
             <w:tc>
               <w:tcPr>
@@ -7961,7 +7622,6 @@
                 <w:docPart w:val="88F430EDDEDA49D88FB8DD8E98532CB8"/>
               </w:placeholder>
             </w:sdtPr>
-            <w:sdtEndPr/>
             <w:sdtContent>
               <w:p>
                 <w:pPr>
@@ -8152,21 +7812,7 @@
                   <w:rPr>
                     <w:lang w:val="en-US"/>
                   </w:rPr>
-                  <w:t xml:space="preserve">Using BIML to create multiples tables from the application source and propagate them on </w:t>
-                </w:r>
-                <w:proofErr w:type="gramStart"/>
-                <w:r>
-                  <w:rPr>
-                    <w:lang w:val="en-US"/>
-                  </w:rPr>
-                  <w:t>the different</w:t>
-                </w:r>
-                <w:proofErr w:type="gramEnd"/>
-                <w:r>
-                  <w:rPr>
-                    <w:lang w:val="en-US"/>
-                  </w:rPr>
-                  <w:t xml:space="preserve"> layers (automatization table creation)</w:t>
+                  <w:t>Using BIML to create multiples tables from the application source and propagate them on the different layers (automatization table creation)</w:t>
                 </w:r>
               </w:p>
               <w:p>
@@ -8187,24 +7833,9 @@
                   <w:rPr>
                     <w:lang w:val="en-US"/>
                   </w:rPr>
-                  <w:t xml:space="preserve">Packages and cubes creation </w:t>
-                </w:r>
-                <w:proofErr w:type="gramStart"/>
-                <w:r>
-                  <w:rPr>
-                    <w:lang w:val="en-US"/>
-                  </w:rPr>
-                  <w:t>taking into account</w:t>
-                </w:r>
-                <w:proofErr w:type="gramEnd"/>
-                <w:r>
-                  <w:rPr>
-                    <w:lang w:val="en-US"/>
-                  </w:rPr>
-                  <w:t xml:space="preserve"> the existing method (Ex. for the cube: </w:t>
+                  <w:t xml:space="preserve">Packages and cubes creation taking into account the existing method (Ex. for the cube: </w:t>
                 </w:r>
                 <w:proofErr w:type="spellStart"/>
-                <w:proofErr w:type="gramStart"/>
                 <w:r>
                   <w:rPr>
                     <w:lang w:val="en-US"/>
@@ -8212,7 +7843,6 @@
                   <w:t>S.proc</w:t>
                 </w:r>
                 <w:proofErr w:type="spellEnd"/>
-                <w:proofErr w:type="gramEnd"/>
                 <w:r>
                   <w:rPr>
                     <w:lang w:val="en-US"/>
@@ -8238,21 +7868,7 @@
                   <w:rPr>
                     <w:lang w:val="en-US"/>
                   </w:rPr>
-                  <w:t xml:space="preserve">Deployment of newly created of adapted solutions </w:t>
-                </w:r>
-                <w:proofErr w:type="gramStart"/>
-                <w:r>
-                  <w:rPr>
-                    <w:lang w:val="en-US"/>
-                  </w:rPr>
-                  <w:t>according</w:t>
-                </w:r>
-                <w:proofErr w:type="gramEnd"/>
-                <w:r>
-                  <w:rPr>
-                    <w:lang w:val="en-US"/>
-                  </w:rPr>
-                  <w:t xml:space="preserve"> the procedure</w:t>
+                  <w:t>Deployment of newly created of adapted solutions according the procedure</w:t>
                 </w:r>
               </w:p>
               <w:p>
@@ -8315,21 +7931,7 @@
                   <w:rPr>
                     <w:lang w:val="en-US"/>
                   </w:rPr>
-                  <w:t xml:space="preserve">Impact </w:t>
-                </w:r>
-                <w:proofErr w:type="gramStart"/>
-                <w:r>
-                  <w:rPr>
-                    <w:lang w:val="en-US"/>
-                  </w:rPr>
-                  <w:t>analyses</w:t>
-                </w:r>
-                <w:proofErr w:type="gramEnd"/>
-                <w:r>
-                  <w:rPr>
-                    <w:lang w:val="en-US"/>
-                  </w:rPr>
-                  <w:t xml:space="preserve"> to check the dependencies (in the complete Bi-Solution) of a given database object before a project starts</w:t>
+                  <w:t>Impact analyses to check the dependencies (in the complete Bi-Solution) of a given database object before a project starts</w:t>
                 </w:r>
               </w:p>
               <w:p>
@@ -8388,7 +7990,6 @@
                 <w:docPart w:val="B177B2C328BA4CC485618ED12A2116CE"/>
               </w:placeholder>
             </w:sdtPr>
-            <w:sdtEndPr/>
             <w:sdtContent>
               <w:p>
                 <w:pPr>
@@ -8565,7 +8166,6 @@
                   <w:calendar w:val="gregorian"/>
                 </w:date>
               </w:sdtPr>
-              <w:sdtEndPr/>
               <w:sdtContent>
                 <w:r>
                   <w:rPr>
@@ -8611,7 +8211,6 @@
                   <w:calendar w:val="gregorian"/>
                 </w:date>
               </w:sdtPr>
-              <w:sdtEndPr/>
               <w:sdtContent>
                 <w:r>
                   <w:rPr>
@@ -8639,7 +8238,6 @@
               <w:docPart w:val="6D0993CD77E54F49B16CF8448AF0A9A3"/>
             </w:placeholder>
           </w:sdtPr>
-          <w:sdtEndPr/>
           <w:sdtContent>
             <w:tc>
               <w:tcPr>
@@ -8681,11 +8279,6 @@
               <w:docPart w:val="0B428A419C3E424A89DC307CFEEC4CC7"/>
             </w:placeholder>
           </w:sdtPr>
-          <w:sdtEndPr>
-            <w:rPr>
-              <w:rStyle w:val="FunctionTitle"/>
-            </w:rPr>
-          </w:sdtEndPr>
           <w:sdtContent>
             <w:tc>
               <w:tcPr>
@@ -8771,7 +8364,6 @@
                 <w:docPart w:val="F7CEFBACDAC7492FA72ADE09A32AA46A"/>
               </w:placeholder>
             </w:sdtPr>
-            <w:sdtEndPr/>
             <w:sdtContent>
               <w:p>
                 <w:pPr>
@@ -8792,47 +8384,7 @@
                     <w:szCs w:val="18"/>
                     <w:lang w:val="en-US"/>
                   </w:rPr>
-                  <w:t xml:space="preserve">Supporting Eneco Business by bringing data </w:t>
-                </w:r>
-                <w:proofErr w:type="gramStart"/>
-                <w:r>
-                  <w:rPr>
-                    <w:rFonts w:cs="Tahoma"/>
-                    <w:bCs/>
-                    <w:szCs w:val="18"/>
-                    <w:lang w:val="en-US"/>
-                  </w:rPr>
-                  <w:t>solution  to</w:t>
-                </w:r>
-                <w:proofErr w:type="gramEnd"/>
-                <w:r>
-                  <w:rPr>
-                    <w:rFonts w:cs="Tahoma"/>
-                    <w:bCs/>
-                    <w:szCs w:val="18"/>
-                    <w:lang w:val="en-US"/>
-                  </w:rPr>
-                  <w:t xml:space="preserve"> their daily </w:t>
-                </w:r>
-                <w:proofErr w:type="gramStart"/>
-                <w:r>
-                  <w:rPr>
-                    <w:rFonts w:cs="Tahoma"/>
-                    <w:bCs/>
-                    <w:szCs w:val="18"/>
-                    <w:lang w:val="en-US"/>
-                  </w:rPr>
-                  <w:t>activities .</w:t>
-                </w:r>
-                <w:proofErr w:type="gramEnd"/>
-                <w:r>
-                  <w:rPr>
-                    <w:rFonts w:cs="Tahoma"/>
-                    <w:bCs/>
-                    <w:szCs w:val="18"/>
-                    <w:lang w:val="en-US"/>
-                  </w:rPr>
-                  <w:t xml:space="preserve"> </w:t>
+                  <w:t xml:space="preserve">Supporting Eneco Business by bringing data solution  to their daily activities . </w:t>
                 </w:r>
               </w:p>
               <w:p>
@@ -8892,7 +8444,6 @@
                 <w:docPart w:val="5A8FEB5DE57D4C658ECC73E0C7EA83C6"/>
               </w:placeholder>
             </w:sdtPr>
-            <w:sdtEndPr/>
             <w:sdtContent>
               <w:p>
                 <w:pPr>
@@ -9012,7 +8563,6 @@
                 <w:docPart w:val="EBE2822FEAE243EDBFA7818D336930D3"/>
               </w:placeholder>
             </w:sdtPr>
-            <w:sdtEndPr/>
             <w:sdtContent>
               <w:p>
                 <w:pPr>
@@ -9080,7 +8630,7 @@
         </w:rPr>
         <w:lastRenderedPageBreak/>
         <w:drawing>
-          <wp:anchor distT="0" distB="0" distL="114300" distR="114300" simplePos="0" relativeHeight="251681792" behindDoc="1" locked="0" layoutInCell="1" allowOverlap="1" wp14:anchorId="1FA18FBE" wp14:editId="542C9C9E">
+          <wp:anchor distT="0" distB="0" distL="114300" distR="114300" simplePos="0" relativeHeight="251681792" behindDoc="1" locked="0" layoutInCell="1" allowOverlap="1" wp14:anchorId="1FA18FBE" wp14:editId="3D9D4786">
             <wp:simplePos x="0" y="0"/>
             <wp:positionH relativeFrom="column">
               <wp:posOffset>1304925</wp:posOffset>
@@ -9135,14 +8685,12 @@
           </wp:anchor>
         </w:drawing>
       </w:r>
-      <w:proofErr w:type="gramStart"/>
       <w:r>
         <w:rPr>
           <w:lang w:val="en-US"/>
         </w:rPr>
         <w:t>Competences</w:t>
       </w:r>
-      <w:proofErr w:type="gramEnd"/>
     </w:p>
     <w:p>
       <w:pPr>
@@ -9295,7 +8843,6 @@
               <w:listItem w:displayText="Project Management Tools" w:value="Project Management Tools"/>
             </w:dropDownList>
           </w:sdtPr>
-          <w:sdtEndPr/>
           <w:sdtContent>
             <w:tc>
               <w:tcPr>
@@ -9344,7 +8891,6 @@
                 <w:docPart w:val="06B3E87619984BC4A74894FC9FFE6ADA"/>
               </w:placeholder>
             </w:sdtPr>
-            <w:sdtEndPr/>
             <w:sdtContent>
               <w:p>
                 <w:pPr>
@@ -9443,7 +8989,6 @@
               <w:listItem w:displayText="Project Management Tools" w:value="Project Management Tools"/>
             </w:dropDownList>
           </w:sdtPr>
-          <w:sdtEndPr/>
           <w:sdtContent>
             <w:tc>
               <w:tcPr>
@@ -9492,7 +9037,6 @@
                 <w:docPart w:val="65D5D2D4B84C48399EB7ADCB76FDF2A8"/>
               </w:placeholder>
             </w:sdtPr>
-            <w:sdtEndPr/>
             <w:sdtContent>
               <w:p>
                 <w:pPr>
@@ -9785,7 +9329,6 @@
               <w:listItem w:displayText="Project Management Tools" w:value="Project Management Tools"/>
             </w:dropDownList>
           </w:sdtPr>
-          <w:sdtEndPr/>
           <w:sdtContent>
             <w:tc>
               <w:tcPr>
@@ -9834,7 +9377,6 @@
                 <w:docPart w:val="A11CA8F355C546049A469E54877BD081"/>
               </w:placeholder>
             </w:sdtPr>
-            <w:sdtEndPr/>
             <w:sdtContent>
               <w:p>
                 <w:pPr>
@@ -10053,7 +9595,6 @@
               <w:listItem w:displayText="Project Management Tools" w:value="Project Management Tools"/>
             </w:dropDownList>
           </w:sdtPr>
-          <w:sdtEndPr/>
           <w:sdtContent>
             <w:tc>
               <w:tcPr>
@@ -10102,7 +9643,6 @@
                 <w:docPart w:val="6F1D472F7BEA40B386FE2FC9EC41FF5C"/>
               </w:placeholder>
             </w:sdtPr>
-            <w:sdtEndPr/>
             <w:sdtContent>
               <w:p>
                 <w:pPr>
@@ -10216,7 +9756,6 @@
               <w:listItem w:displayText="Project Management Tools" w:value="Project Management Tools"/>
             </w:dropDownList>
           </w:sdtPr>
-          <w:sdtEndPr/>
           <w:sdtContent>
             <w:tc>
               <w:tcPr>
@@ -10265,7 +9804,6 @@
                 <w:docPart w:val="FCB9BBF505E04EA5AFB6C5697397BB36"/>
               </w:placeholder>
             </w:sdtPr>
-            <w:sdtEndPr/>
             <w:sdtContent>
               <w:p>
                 <w:pPr>
@@ -10435,7 +9973,6 @@
               <w:listItem w:displayText="Project Management Tools" w:value="Project Management Tools"/>
             </w:dropDownList>
           </w:sdtPr>
-          <w:sdtEndPr/>
           <w:sdtContent>
             <w:tc>
               <w:tcPr>
@@ -10484,7 +10021,6 @@
                 <w:docPart w:val="12A81E7B35CD44F2A6830C0A8CF63C55"/>
               </w:placeholder>
             </w:sdtPr>
-            <w:sdtEndPr/>
             <w:sdtContent>
               <w:p>
                 <w:pPr>
@@ -10623,7 +10159,6 @@
               <w:listItem w:displayText="Project Management Tools" w:value="Project Management Tools"/>
             </w:dropDownList>
           </w:sdtPr>
-          <w:sdtEndPr/>
           <w:sdtContent>
             <w:tc>
               <w:tcPr>
@@ -10672,7 +10207,6 @@
                 <w:docPart w:val="0EFA60F4B22043CB86E198A0E7F17F02"/>
               </w:placeholder>
             </w:sdtPr>
-            <w:sdtEndPr/>
             <w:sdtContent>
               <w:p>
                 <w:pPr>
@@ -12197,6 +11731,7 @@
   <w:style w:type="character" w:default="1" w:styleId="DefaultParagraphFont">
     <w:name w:val="Default Paragraph Font"/>
     <w:uiPriority w:val="1"/>
+    <w:semiHidden/>
     <w:unhideWhenUsed/>
   </w:style>
   <w:style w:type="table" w:default="1" w:styleId="TableNormal">
@@ -16209,6 +15744,7 @@
     <w:rsid w:val="009425C3"/>
     <w:rsid w:val="0099511D"/>
     <w:rsid w:val="009B12B8"/>
+    <w:rsid w:val="00B11017"/>
     <w:rsid w:val="00B171F7"/>
     <w:rsid w:val="00C16A1C"/>
     <w:rsid w:val="00C71418"/>
@@ -16216,6 +15752,7 @@
     <w:rsid w:val="00D55339"/>
     <w:rsid w:val="00DC264D"/>
     <w:rsid w:val="00DF2A9A"/>
+    <w:rsid w:val="00FA10E8"/>
   </w:rsids>
   <m:mathPr>
     <m:mathFont m:val="Cambria Math"/>

--- a/Personal CV/Oumar_Cv_03_EN.docx
+++ b/Personal CV/Oumar_Cv_03_EN.docx
@@ -233,7 +233,7 @@
           <w:lang w:val="en-US" w:eastAsia="nl-BE"/>
         </w:rPr>
         <w:drawing>
-          <wp:anchor distT="0" distB="0" distL="114300" distR="114300" simplePos="0" relativeHeight="251659264" behindDoc="1" locked="0" layoutInCell="1" allowOverlap="1" wp14:anchorId="0DFE1296" wp14:editId="5899F544">
+          <wp:anchor distT="0" distB="0" distL="114300" distR="114300" simplePos="0" relativeHeight="251659264" behindDoc="1" locked="0" layoutInCell="1" allowOverlap="1" wp14:anchorId="0DFE1296" wp14:editId="5FD60EDF">
             <wp:simplePos x="0" y="0"/>
             <wp:positionH relativeFrom="column">
               <wp:posOffset>916641</wp:posOffset>
@@ -366,7 +366,7 @@
           </mc:Choice>
           <mc:Fallback>
             <w:pict>
-              <v:line w14:anchorId="13924FF4" id="Straight Connector 3" o:spid="_x0000_s1026" style="position:absolute;z-index:251663360;visibility:visible;mso-wrap-style:square;mso-width-percent:0;mso-height-percent:0;mso-wrap-distance-left:9pt;mso-wrap-distance-top:0;mso-wrap-distance-right:9pt;mso-wrap-distance-bottom:0;mso-position-horizontal:left;mso-position-horizontal-relative:margin;mso-position-vertical:absolute;mso-position-vertical-relative:text;mso-width-percent:0;mso-height-percent:0;mso-width-relative:margin;mso-height-relative:margin" from="0,.65pt" to="474.75pt,.65pt" o:gfxdata="UEsDBBQABgAIAAAAIQC2gziS/gAAAOEBAAATAAAAW0NvbnRlbnRfVHlwZXNdLnhtbJSRQU7DMBBF 90jcwfIWJU67QAgl6YK0S0CoHGBkTxKLZGx5TGhvj5O2G0SRWNoz/78nu9wcxkFMGNg6quQqL6RA 0s5Y6ir5vt9lD1JwBDIwOMJKHpHlpr69KfdHjyxSmriSfYz+USnWPY7AufNIadK6MEJMx9ApD/oD OlTrorhX2lFEilmcO2RdNtjC5xDF9pCuTyYBB5bi6bQ4syoJ3g9WQ0ymaiLzg5KdCXlKLjvcW893 SUOqXwnz5DrgnHtJTxOsQfEKIT7DmDSUCaxw7Rqn8787ZsmRM9e2VmPeBN4uqYvTtW7jvijg9N/y JsXecLq0q+WD6m8AAAD//wMAUEsDBBQABgAIAAAAIQA4/SH/1gAAAJQBAAALAAAAX3JlbHMvLnJl bHOkkMFqwzAMhu+DvYPRfXGawxijTi+j0GvpHsDYimMaW0Yy2fr2M4PBMnrbUb/Q94l/f/hMi1qR JVI2sOt6UJgd+ZiDgffL8ekFlFSbvV0oo4EbChzGx4f9GRdb25HMsYhqlCwG5lrLq9biZkxWOiqY 22YiTra2kYMu1l1tQD30/bPm3wwYN0x18gb45AdQl1tp5j/sFB2T0FQ7R0nTNEV3j6o9feQzro1i OWA14Fm+Q8a1a8+Bvu/d/dMb2JY5uiPbhG/ktn4cqGU/er3pcvwCAAD//wMAUEsDBBQABgAIAAAA IQDIrsZjnAEAAJQDAAAOAAAAZHJzL2Uyb0RvYy54bWysU9uO0zAQfUfiHyy/06RFrCBqug+7Wl4Q rLh8gNcZN5ZsjzU2Tfr3jN02RYCEQPvi+DLnzJwzk+3t7J04ACWLoZfrVSsFBI2DDftefvv68Oqt FCmrMCiHAXp5hCRvdy9fbKfYwQZHdAOQYJKQuin2csw5dk2T9AhepRVGCPxokLzKfKR9M5CamN27 ZtO2N82ENERCDSnx7f3pUe4qvzGg8ydjEmThesm15bpSXZ/K2uy2qtuTiqPV5zLUf1ThlQ2cdKG6 V1mJ72R/o/JWEyY0eaXRN2iM1VA1sJp1+4uaL6OKULWwOSkuNqXno9UfD3fhkdiGKaYuxUcqKmZD vny5PjFXs46LWTBnofnypt28e715I4W+vDVXYKSU3wN6UTa9dDYUHapThw8pczIOvYTw4Zq67vLR QQl24TMYYQdOtq7oOhVw50gcFPdTaQ0hr0sPma9GF5ixzi3A9u/Ac3yBQp2YfwEviJoZQ17A3gak P2XP86Vkc4q/OHDSXSx4wuFYm1Kt4dZXhecxLbP187nCrz/T7gcAAAD//wMAUEsDBBQABgAIAAAA IQDhr+Rn3AAAAAQBAAAPAAAAZHJzL2Rvd25yZXYueG1sTI9BT8JAEIXvJvyHzZB4k62oRGq3hJAY kcQQgQSPS3dsq93ZZneh5d87epHjmzd573vZrLeNOKEPtSMFt6MEBFLhTE2lgt32+eYRRIiajG4c oYIzBpjlg6tMp8Z19I6nTSwFh1BItYIqxjaVMhQVWh1GrkVi79N5qyNLX0rjdcfhtpHjJJlIq2vi hkq3uKiw+N4crYI3v1wu5qvzF60/bLcfr/br1/5FqethP38CEbGP/8/wi8/okDPTwR3JBNEo4CGR r3cg2JzeTx9AHP60zDN5CZ//AAAA//8DAFBLAQItABQABgAIAAAAIQC2gziS/gAAAOEBAAATAAAA AAAAAAAAAAAAAAAAAABbQ29udGVudF9UeXBlc10ueG1sUEsBAi0AFAAGAAgAAAAhADj9If/WAAAA lAEAAAsAAAAAAAAAAAAAAAAALwEAAF9yZWxzLy5yZWxzUEsBAi0AFAAGAAgAAAAhAMiuxmOcAQAA lAMAAA4AAAAAAAAAAAAAAAAALgIAAGRycy9lMm9Eb2MueG1sUEsBAi0AFAAGAAgAAAAhAOGv5Gfc AAAABAEAAA8AAAAAAAAAAAAAAAAA9gMAAGRycy9kb3ducmV2LnhtbFBLBQYAAAAABAAEAPMAAAD/ BAAAAAA= " strokecolor="#4472c4 [3204]" strokeweight=".5pt">
+              <v:line w14:anchorId="5F93E745" id="Straight Connector 3" o:spid="_x0000_s1026" style="position:absolute;z-index:251663360;visibility:visible;mso-wrap-style:square;mso-width-percent:0;mso-height-percent:0;mso-wrap-distance-left:9pt;mso-wrap-distance-top:0;mso-wrap-distance-right:9pt;mso-wrap-distance-bottom:0;mso-position-horizontal:left;mso-position-horizontal-relative:margin;mso-position-vertical:absolute;mso-position-vertical-relative:text;mso-width-percent:0;mso-height-percent:0;mso-width-relative:margin;mso-height-relative:margin" from="0,.65pt" to="474.75pt,.65pt" o:gfxdata="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" strokecolor="#4472c4 [3204]" strokeweight=".5pt">
                 <v:stroke joinstyle="miter"/>
                 <w10:wrap anchorx="margin"/>
               </v:line>
@@ -829,7 +829,7 @@
           </mc:Choice>
           <mc:Fallback>
             <w:pict>
-              <v:shapetype w14:anchorId="18730EA7" id="_x0000_t75" coordsize="21600,21600" o:spt="75" o:preferrelative="t" path="m@4@5l@4@11@9@11@9@5xe" filled="f" stroked="f">
+              <v:shapetype w14:anchorId="4B93A845" id="_x0000_t75" coordsize="21600,21600" o:spt="75" o:preferrelative="t" path="m@4@5l@4@11@9@11@9@5xe" filled="f" stroked="f">
                 <v:stroke joinstyle="miter"/>
                 <v:formulas>
                   <v:f eqn="if lineDrawn pixelLineWidth 0"/>
@@ -848,7 +848,7 @@
                 <v:path o:extrusionok="f" gradientshapeok="t" o:connecttype="rect"/>
                 <o:lock v:ext="edit" aspectratio="t"/>
               </v:shapetype>
-              <v:shape id="Ink 5" o:spid="_x0000_s1026" type="#_x0000_t75" style="position:absolute;margin-left:502.5pt;margin-top:41.7pt;width:1.45pt;height:1.45pt;z-index:251665408;visibility:visible;mso-wrap-style:square;mso-wrap-distance-left:9pt;mso-wrap-distance-top:0;mso-wrap-distance-right:9pt;mso-wrap-distance-bottom:0;mso-position-horizontal:absolute;mso-position-horizontal-relative:text;mso-position-vertical:absolute;mso-position-vertical-relative:text" o:gfxdata="UEsDBBQABgAIAAAAIQCbMyc3DAEAAC0CAAATAAAAW0NvbnRlbnRfVHlwZXNdLnhtbISRsU7DMBRF dyT+wfKKEqcdEEJJOpAyAkLlAyz7JbHqPFt+JrR/j5O2C1AyeLD97rlHdrk5DJaNEMg4rPgqLzgD VE4b7Cr+sXvOHjijKFFL6xAqfgTim/r2ptwdPRBLaaSK9zH6RyFI9TBIyp0HTDetC4OMaRs64aXa yw7EuijuhXIYAWMWJwavywZa+Wkj2x7S8ckkgCXOnk6DU1fFpffWKBmTqRhR/2jJzg15Ss4z1BtP d0mDiz8bppvrBefca3qaYDSwNxniixyShtCBBKxd41T+P2OSHChzbWsU5E2g7Zy6OF1jG9yLtFYL 9DQy2CWWdl8YYFxA/RJtUuwdxgtdzJ9dfwMAAP//AwBQSwMEFAAGAAgAAAAhADj9If/WAAAAlAEA AAsAAABfcmVscy8ucmVsc6SQwWrDMAyG74O9g9F9cZrDGKNOL6PQa+kewNiKYxpbRjLZ+vYzg8Ey ettRv9D3iX9/+EyLWpElUjaw63pQmB35mIOB98vx6QWUVJu9XSijgRsKHMbHh/0ZF1vbkcyxiGqU LAbmWsur1uJmTFY6KpjbZiJOtraRgy7WXW1APfT9s+bfDBg3THXyBvjkB1CXW2nmP+wUHZPQVDtH SdM0RXePqj195DOujWI5YDXgWb5DxrVrz4G+79390xvYljm6I9uEb+S2fhyoZT96vely/AIAAP// AwBQSwMEFAAGAAgAAAAhAF3cRuttAQAAAwMAAA4AAABkcnMvZTJvRG9jLnhtbJxSS07DMBDdI3GH yHuapFRViZp0QYXUBdAFHMA4dmMRe6Kx06S3Z/IpbUEIqRtrPCO/eR8vV60pg71Ep8GmLJ5ELJBW QK7tLmXvb093CxY4z23OS7AyZQfp2Cq7vVk2VSKnUECZSwwIxLqkqVJWeF8lYehEIQ13E6ikpaEC NNzTFXdhjrwhdFOG0yiahw1gXiEI6Rx118OQZT2+UlL4V6Wc9EGZssV8RvR8yh6iiAqk4n5OxcfY CbMlT3bIq0KLkRK/gpHh2hKBb6g19zyoUf+CMlogOFB+IsCEoJQWstdDyuLoh7KN/exUxTNRYyLA emn9lqM/etcPrllhSnKgeYac0uG1BzYikj3/hzGQXoOoDfEZEkFZck/fwRW6cmRzovOU4SaPT/zt /vGkYIsnXS+XA0okHCX/9aRVaDqziUnQpoziPHRnn6VsfSCo2acsqN8VZ5jD2+OGM1Np7UV85/eO 0tnfzb4AAAD//wMAUEsDBBQABgAIAAAAIQDgW1DDxgEAAGgEAAAQAAAAZHJzL2luay9pbmsxLnht bLSTTW/cIBCG75X6HxA99FLbGO+nFW9OXalSK1VNKjVHxyZrFAMrwOvdf98xZllH2fSUypIFA/My 8/Byc3sULTowbbiSBU5jghGTlaq53BX49/02WmFkbCnrslWSFfjEDL7dfPxww+WzaHP4I1CQZhiJ tsCNtfs8Sfq+j/ssVnqXUEKy5Jt8/vEdb3xWzZ645BaONOdQpaRlRzuI5bwucGWPJOwH7TvV6YqF 5SGiq8sOq8uKbZUWpQ2KTSkla5EsBdT9ByN72sOAwzk7pjESHBqOaJzOlrPV1zUEymOBJ/MOSjRQ icDJdc2H/6C5fa05lJXR5WKJkS+pZoehpsQxz9/u/adWe6YtZxfMIxS/cELVOHd8RlCaGdV2w91g dCjbDpClhIAt/NlpcgXIaz1g8656wOVNvWlxL9H49qYcPLRgqfPVWi4YGF3sg8esAeEhfGe1ew6U 0EVEaESze7LOySqn83iWLSZX4V181nzUnWmC3qO++NWtBGpjZz2vbROgk5jMA/Qp8mupDeO7xv4r 17ftkoNzrrxDZybk+/jFngr8yT1F5DLHgGskRQTR2Xw5//KZwBet0nX6wpHhFEC9+QsAAP//AwBQ SwMEFAAGAAgAAAAhAOelF0ngAAAACwEAAA8AAABkcnMvZG93bnJldi54bWxMj81uwjAQhO+V+g7W Vuqt2OWvaRoH0aKqEjdoRXtc4iWJiNdRbCC8fc0JjjM7mv0mm/W2EUfqfO1Yw/NAgSAunKm51PDz /fmUgPAB2WDjmDScycMsv7/LMDXuxCs6rkMpYgn7FDVUIbSplL6oyKIfuJY43nausxii7EppOjzF ctvIoVJTabHm+KHClj4qKvbrg9WwlO+74VdSWhpv9uc/g4vfzXyh9eNDP38DEagP1zBc8CM65JFp 6w5svGiiVmoSxwQNyWgM4pJQ6uUVxDY60xHIPJO3G/J/AAAA//8DAFBLAwQUAAYACAAAACEAeRi8 nb8AAAAhAQAAGQAAAGRycy9fcmVscy9lMm9Eb2MueG1sLnJlbHOEz7FqxDAMBuC90Hcw2hslHcpR 4mQ5DrKWFG41jpKYxLKxnNJ7+3rswcENGoTQ90tt/+t39UNJXGANTVWDIrZhcrxo+B4vbydQkg1P Zg9MGm4k0HevL+0X7SaXJVldFFUUFg1rzvETUexK3kgVInGZzCF5k0ubFozGbmYhfK/rD0z/Deju TDVMGtIwNaDGWyzJz+0wz87SOdjDE+cHEWgPycFf/V5QkxbKGhxvWKqpyqGAXYt3j3V/AAAA//8D AFBLAQItABQABgAIAAAAIQCbMyc3DAEAAC0CAAATAAAAAAAAAAAAAAAAAAAAAABbQ29udGVudF9U eXBlc10ueG1sUEsBAi0AFAAGAAgAAAAhADj9If/WAAAAlAEAAAsAAAAAAAAAAAAAAAAAPQEAAF9y ZWxzLy5yZWxzUEsBAi0AFAAGAAgAAAAhAF3cRuttAQAAAwMAAA4AAAAAAAAAAAAAAAAAPAIAAGRy cy9lMm9Eb2MueG1sUEsBAi0AFAAGAAgAAAAhAOBbUMPGAQAAaAQAABAAAAAAAAAAAAAAAAAA1QMA AGRycy9pbmsvaW5rMS54bWxQSwECLQAUAAYACAAAACEA56UXSeAAAAALAQAADwAAAAAAAAAAAAAA AADJBQAAZHJzL2Rvd25yZXYueG1sUEsBAi0AFAAGAAgAAAAhAHkYvJ2/AAAAIQEAABkAAAAAAAAA AAAAAAAA1gYAAGRycy9fcmVscy9lMm9Eb2MueG1sLnJlbHNQSwUGAAAAAAYABgB4AQAAzAcAAAAA ">
+              <v:shape id="Ink 5" o:spid="_x0000_s1026" type="#_x0000_t75" style="position:absolute;margin-left:502.5pt;margin-top:41.7pt;width:1.45pt;height:1.45pt;z-index:251665408;visibility:visible;mso-wrap-style:square;mso-wrap-distance-left:9pt;mso-wrap-distance-top:0;mso-wrap-distance-right:9pt;mso-wrap-distance-bottom:0;mso-position-horizontal:absolute;mso-position-horizontal-relative:text;mso-position-vertical:absolute;mso-position-vertical-relative:text" o:gfxdata="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">
                 <v:imagedata r:id="rId11" o:title=""/>
               </v:shape>
             </w:pict>
@@ -861,7 +861,7 @@
           <w:lang w:val="en-US" w:eastAsia="nl-BE"/>
         </w:rPr>
         <w:drawing>
-          <wp:anchor distT="0" distB="0" distL="114300" distR="114300" simplePos="0" relativeHeight="251661312" behindDoc="1" locked="0" layoutInCell="1" allowOverlap="1" wp14:anchorId="0044D46E" wp14:editId="501F3751">
+          <wp:anchor distT="0" distB="0" distL="114300" distR="114300" simplePos="0" relativeHeight="251661312" behindDoc="1" locked="0" layoutInCell="1" allowOverlap="1" wp14:anchorId="0044D46E" wp14:editId="1D73000F">
             <wp:simplePos x="0" y="0"/>
             <wp:positionH relativeFrom="column">
               <wp:posOffset>895350</wp:posOffset>
@@ -996,7 +996,7 @@
           </mc:Choice>
           <mc:Fallback>
             <w:pict>
-              <v:line w14:anchorId="7D72C036" id="Straight Connector 2" o:spid="_x0000_s1026" style="position:absolute;flip:y;z-index:251662336;visibility:visible;mso-wrap-style:square;mso-width-percent:0;mso-height-percent:0;mso-wrap-distance-left:9pt;mso-wrap-distance-top:0;mso-wrap-distance-right:9pt;mso-wrap-distance-bottom:0;mso-position-horizontal:left;mso-position-horizontal-relative:margin;mso-position-vertical:absolute;mso-position-vertical-relative:text;mso-width-percent:0;mso-height-percent:0;mso-width-relative:margin;mso-height-relative:margin" from="0,1.95pt" to="465.75pt,3.1pt" o:gfxdata="UEsDBBQABgAIAAAAIQC2gziS/gAAAOEBAAATAAAAW0NvbnRlbnRfVHlwZXNdLnhtbJSRQU7DMBBF 90jcwfIWJU67QAgl6YK0S0CoHGBkTxKLZGx5TGhvj5O2G0SRWNoz/78nu9wcxkFMGNg6quQqL6RA 0s5Y6ir5vt9lD1JwBDIwOMJKHpHlpr69KfdHjyxSmriSfYz+USnWPY7AufNIadK6MEJMx9ApD/oD OlTrorhX2lFEilmcO2RdNtjC5xDF9pCuTyYBB5bi6bQ4syoJ3g9WQ0ymaiLzg5KdCXlKLjvcW893 SUOqXwnz5DrgnHtJTxOsQfEKIT7DmDSUCaxw7Rqn8787ZsmRM9e2VmPeBN4uqYvTtW7jvijg9N/y JsXecLq0q+WD6m8AAAD//wMAUEsDBBQABgAIAAAAIQA4/SH/1gAAAJQBAAALAAAAX3JlbHMvLnJl bHOkkMFqwzAMhu+DvYPRfXGawxijTi+j0GvpHsDYimMaW0Yy2fr2M4PBMnrbUb/Q94l/f/hMi1qR JVI2sOt6UJgd+ZiDgffL8ekFlFSbvV0oo4EbChzGx4f9GRdb25HMsYhqlCwG5lrLq9biZkxWOiqY 22YiTra2kYMu1l1tQD30/bPm3wwYN0x18gb45AdQl1tp5j/sFB2T0FQ7R0nTNEV3j6o9feQzro1i OWA14Fm+Q8a1a8+Bvu/d/dMb2JY5uiPbhG/ktn4cqGU/er3pcvwCAAD//wMAUEsDBBQABgAIAAAA IQAojcijqAEAAKIDAAAOAAAAZHJzL2Uyb0RvYy54bWysU8tu2zAQvAfoPxC815KMOmgEyzkkaC9F EjRp7wy1tAjwhSVryX+fJWUrRRsUaNELQZE7szPD1fZ6soYdAKP2ruPNquYMnPS9dvuOf3v69P4j ZzEJ1wvjHXT8CJFf795dbMfQwtoP3vSAjEhcbMfQ8SGl0FZVlANYEVc+gKNL5dGKRJ+4r3oUI7Fb U63r+rIaPfYBvYQY6fR2vuS7wq8UyHSvVITETMdJWyorlvU5r9VuK9o9ijBoeZIh/kGFFdpR04Xq ViTBfqD+jcpqiT56lVbS28orpSUUD+SmqX9x8ziIAMULhRPDElP8f7Ty7nDjHpBiGENsY3jA7GJS aJkyOnynNy2+SCmbSmzHJTaYEpN0uLlqNvV6w5mku+bDZb3JsVYzTaYLGNNn8JblTceNdtmVaMXh S0xz6bmEcK9Cyi4dDeRi476CYrqnhrOkMiNwY5AdBL2ukBJcak6tS3WGKW3MAqxL2z8CT/UZCmV+ /ga8IEpn79ICttp5fKt7ms6S1Vx/TmD2nSN49v2xPFGJhgahhHsa2jxpP38X+OuvtXsBAAD//wMA UEsDBBQABgAIAAAAIQBb4wtu3AAAAAQBAAAPAAAAZHJzL2Rvd25yZXYueG1sTI9BS8NAFITvgv9h eYIXaTdNsbQxL0VEPdRTq4LeXrLPJDT7NmS3afz3ric9DjPMfJNvJ9upkQffOkFYzBNQLJUzrdQI b69PszUoH0gMdU4Y4Zs9bIvLi5wy486y5/EQahVLxGeE0ITQZ1r7qmFLfu56luh9ucFSiHKotRno HMttp9MkWWlLrcSFhnp+aLg6Hk4W4dM7//i+K8fn43430c1LSD8qg3h9Nd3fgQo8hb8w/OJHdCgi U+lOYrzqEOKRgLDcgIrmZrm4BVUirFLQRa7/wxc/AAAA//8DAFBLAQItABQABgAIAAAAIQC2gziS /gAAAOEBAAATAAAAAAAAAAAAAAAAAAAAAABbQ29udGVudF9UeXBlc10ueG1sUEsBAi0AFAAGAAgA AAAhADj9If/WAAAAlAEAAAsAAAAAAAAAAAAAAAAALwEAAF9yZWxzLy5yZWxzUEsBAi0AFAAGAAgA AAAhACiNyKOoAQAAogMAAA4AAAAAAAAAAAAAAAAALgIAAGRycy9lMm9Eb2MueG1sUEsBAi0AFAAG AAgAAAAhAFvjC27cAAAABAEAAA8AAAAAAAAAAAAAAAAAAgQAAGRycy9kb3ducmV2LnhtbFBLBQYA AAAABAAEAPMAAAALBQAAAAA= " strokecolor="#4472c4 [3204]" strokeweight=".5pt">
+              <v:line w14:anchorId="4004C59C" id="Straight Connector 2" o:spid="_x0000_s1026" style="position:absolute;flip:y;z-index:251662336;visibility:visible;mso-wrap-style:square;mso-width-percent:0;mso-height-percent:0;mso-wrap-distance-left:9pt;mso-wrap-distance-top:0;mso-wrap-distance-right:9pt;mso-wrap-distance-bottom:0;mso-position-horizontal:left;mso-position-horizontal-relative:margin;mso-position-vertical:absolute;mso-position-vertical-relative:text;mso-width-percent:0;mso-height-percent:0;mso-width-relative:margin;mso-height-relative:margin" from="0,1.95pt" to="465.75pt,3.1pt" o:gfxdata="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" strokecolor="#4472c4 [3204]" strokeweight=".5pt">
                 <v:stroke joinstyle="miter"/>
                 <w10:wrap anchorx="margin"/>
               </v:line>
@@ -1044,7 +1044,7 @@
           </mc:Choice>
           <mc:Fallback>
             <w:pict>
-              <v:shape w14:anchorId="5B9EA93F" id="Ink 4" o:spid="_x0000_s1026" type="#_x0000_t75" style="position:absolute;margin-left:22.55pt;margin-top:31.05pt;width:1.45pt;height:1.6pt;z-index:251664384;visibility:visible;mso-wrap-style:square;mso-wrap-distance-left:9pt;mso-wrap-distance-top:0;mso-wrap-distance-right:9pt;mso-wrap-distance-bottom:0;mso-position-horizontal:absolute;mso-position-horizontal-relative:text;mso-position-vertical:absolute;mso-position-vertical-relative:text" o:gfxdata="UEsDBBQABgAIAAAAIQCbMyc3DAEAAC0CAAATAAAAW0NvbnRlbnRfVHlwZXNdLnhtbISRsU7DMBRF dyT+wfKKEqcdEEJJOpAyAkLlAyz7JbHqPFt+JrR/j5O2C1AyeLD97rlHdrk5DJaNEMg4rPgqLzgD VE4b7Cr+sXvOHjijKFFL6xAqfgTim/r2ptwdPRBLaaSK9zH6RyFI9TBIyp0HTDetC4OMaRs64aXa yw7EuijuhXIYAWMWJwavywZa+Wkj2x7S8ckkgCXOnk6DU1fFpffWKBmTqRhR/2jJzg15Ss4z1BtP d0mDiz8bppvrBefca3qaYDSwNxniixyShtCBBKxd41T+P2OSHChzbWsU5E2g7Zy6OF1jG9yLtFYL 9DQy2CWWdl8YYFxA/RJtUuwdxgtdzJ9dfwMAAP//AwBQSwMEFAAGAAgAAAAhADj9If/WAAAAlAEA AAsAAABfcmVscy8ucmVsc6SQwWrDMAyG74O9g9F9cZrDGKNOL6PQa+kewNiKYxpbRjLZ+vYzg8Ey ettRv9D3iX9/+EyLWpElUjaw63pQmB35mIOB98vx6QWUVJu9XSijgRsKHMbHh/0ZF1vbkcyxiGqU LAbmWsur1uJmTFY6KpjbZiJOtraRgy7WXW1APfT9s+bfDBg3THXyBvjkB1CXW2nmP+wUHZPQVDtH SdM0RXePqj195DOujWI5YDXgWb5DxrVrz4G+79390xvYljm6I9uEb+S2fhyoZT96vely/AIAAP// AwBQSwMEFAAGAAgAAAAhAMB4h7FyAQAABAMAAA4AAABkcnMvZTJvRG9jLnhtbJxSy27CMBC8V+o/ WL6XJEARjUg4FFXi0Meh/QDj2MRq7I3WhoS/7xKghFZVJS6WPSvPzuzsbN7aim0VegMu48kg5kw5 CYVx64x/vD/dTTnzQbhCVOBUxnfK83l+ezNr6lQNoYSqUMiIxPm0qTNehlCnUeRlqazwA6iVo6IG tCLQE9dRgaIhdltFwzieRA1gUSNI5T2hi0OR5x2/1kqGV629CqzK+EMck7yQ8elkTBc8ISu63I9i HuUzka5R1KWRR0niCkVWGEcCvqkWIgi2QfOLyhqJ4EGHgQQbgdZGqs4POUviH86W7nPvKhnLDaYS XFAuvAkMp9l1hWta2IqzVfMMBaUjNgH4kZHG838YB9ELkBtLeg6JoKpEoHXwpak9jTk1RcZxWSRn /W77eHbwhmdfL5cFSiQ6Wv7rS6vR7odNSlibccp1tz+7LFUbmCRwNCFYEp5MaQN6pIfPpxa9qVLf i/z6772m3vLmXwAAAP//AwBQSwMEFAAGAAgAAAAhACnbhK/FAQAAZQQAABAAAABkcnMvaW5rL2lu azEueG1stJNNb+MgEIbvK+1/QOwhl7VNiNOkVp2eGqnSrrTqh9QeXZvGqAYiwHHy73eMCXHVtKfd i4UH5p2Zh5er671o0I5pw5XM8TQmGDFZqorLTY4fH9bREiNjC1kVjZIsxwdm8PXq+7crLt9Ek8EX gYI0/Uo0Oa6t3WZJ0nVd3M1ipTcJJWSW3Mq337/wymdV7JVLbqGkOYZKJS3b214s41WOS7sn4Txo 36tWlyxs9xFdnk5YXZRsrbQobFCsCylZg2QhoO8njOxhCwsOdTZMYyQ4DBzReJou0uXNJQSKfY5H /y20aKATgZPzms//QXP9UbNva0YXFwuMfEsV2/U9JY559vnsf7TaMm05O2EeoPiNAyqHf8dnAKWZ UU3b3w1Gu6JpAdmUELCFrz1NzgD5qAds/qkecPlUb9zcezR+vDEHDy1Y6ni1lgsGRhfb4DFrQLgP 31vtngMl9CIiNKKzB3KZkWVG0xguZnQV3sVHzRfdmjroveiTX91OoDZM1vHK1gE6ick8QB8jP5da M76p7Ve5fmyXHJxz5h06MyE/xx17zfEP9xSRyxwCbhCC5oim88X854RMonRC3tkxlADOq78AAAD/ /wMAUEsDBBQABgAIAAAAIQAWQ61A3QAAAAcBAAAPAAAAZHJzL2Rvd25yZXYueG1sTI9BT8JAEIXv Jv6HzZh4ky21kKZ2S1BiTLyJBj0O3aFt6M6S7gLl3zue5DR5eS9vvlcuRterEw2h82xgOklAEdfe dtwY+Pp8fchBhYhssfdMBi4UYFHd3pRYWH/mDzqtY6OkhEOBBtoYD4XWoW7JYZj4A7F4Oz84jCKH RtsBz1Luep0myVw77Fg+tHigl5bq/froDLzr5136ljeOss3+8mNx9b1Zroy5vxuXT6AijfE/DH/4 gg6VMG39kW1QvYFsNpWkgXkqV/wsl2lb0bNH0FWpr/mrXwAAAP//AwBQSwMEFAAGAAgAAAAhAHkY vJ2/AAAAIQEAABkAAABkcnMvX3JlbHMvZTJvRG9jLnhtbC5yZWxzhM+xasQwDAbgvdB3MNobJR3K UeJkOQ6ylhRuNY6SmMSysZzSe/t67MHBDRqE0PdLbf/rd/VDSVxgDU1VgyK2YXK8aPgeL28nUJIN T2YPTBpuJNB3ry/tF+0mlyVZXRRVFBYNa87xE1HsSt5IFSJxmcwheZNLmxaMxm5mIXyv6w9M/w3o 7kw1TBrSMDWgxlssyc/tMM/O0jnYwxPnBxFoD8nBX/1eUJMWyhocb1iqqcqhgF2Ld491fwAAAP// AwBQSwECLQAUAAYACAAAACEAmzMnNwwBAAAtAgAAEwAAAAAAAAAAAAAAAAAAAAAAW0NvbnRlbnRf VHlwZXNdLnhtbFBLAQItABQABgAIAAAAIQA4/SH/1gAAAJQBAAALAAAAAAAAAAAAAAAAAD0BAABf cmVscy8ucmVsc1BLAQItABQABgAIAAAAIQDAeIexcgEAAAQDAAAOAAAAAAAAAAAAAAAAADwCAABk cnMvZTJvRG9jLnhtbFBLAQItABQABgAIAAAAIQAp24SvxQEAAGUEAAAQAAAAAAAAAAAAAAAAANoD AABkcnMvaW5rL2luazEueG1sUEsBAi0AFAAGAAgAAAAhABZDrUDdAAAABwEAAA8AAAAAAAAAAAAA AAAAzQUAAGRycy9kb3ducmV2LnhtbFBLAQItABQABgAIAAAAIQB5GLydvwAAACEBAAAZAAAAAAAA AAAAAAAAANcGAABkcnMvX3JlbHMvZTJvRG9jLnhtbC5yZWxzUEsFBgAAAAAGAAYAeAEAAM0HAAAA AA== ">
+              <v:shape w14:anchorId="326EBB4F" id="Ink 4" o:spid="_x0000_s1026" type="#_x0000_t75" style="position:absolute;margin-left:22.55pt;margin-top:31.05pt;width:1.45pt;height:1.6pt;z-index:251664384;visibility:visible;mso-wrap-style:square;mso-wrap-distance-left:9pt;mso-wrap-distance-top:0;mso-wrap-distance-right:9pt;mso-wrap-distance-bottom:0;mso-position-horizontal:absolute;mso-position-horizontal-relative:text;mso-position-vertical:absolute;mso-position-vertical-relative:text" o:gfxdata="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">
                 <v:imagedata r:id="rId11" o:title=""/>
               </v:shape>
             </w:pict>
@@ -1107,21 +1107,7 @@
                   <w:rPr>
                     <w:lang w:val="en-US"/>
                   </w:rPr>
-                  <w:t xml:space="preserve">Business It and Management – High School </w:t>
-                </w:r>
-                <w:proofErr w:type="spellStart"/>
-                <w:r>
-                  <w:rPr>
-                    <w:lang w:val="en-US"/>
-                  </w:rPr>
-                  <w:t>Inholland</w:t>
-                </w:r>
-                <w:proofErr w:type="spellEnd"/>
-                <w:r>
-                  <w:rPr>
-                    <w:lang w:val="en-US"/>
-                  </w:rPr>
-                  <w:t xml:space="preserve"> </w:t>
+                  <w:t xml:space="preserve">Business It and Management – High School Inholland </w:t>
                 </w:r>
                 <w:r>
                   <w:rPr>
@@ -1538,7 +1524,7 @@
           </mc:Choice>
           <mc:Fallback>
             <w:pict>
-              <v:line w14:anchorId="73E4BFC0" id="Straight Connector 2" o:spid="_x0000_s1026" style="position:absolute;flip:y;z-index:251669504;visibility:visible;mso-wrap-style:square;mso-width-percent:0;mso-height-percent:0;mso-wrap-distance-left:9pt;mso-wrap-distance-top:0;mso-wrap-distance-right:9pt;mso-wrap-distance-bottom:0;mso-position-horizontal:absolute;mso-position-horizontal-relative:margin;mso-position-vertical:absolute;mso-position-vertical-relative:text;mso-width-percent:0;mso-height-percent:0;mso-width-relative:margin;mso-height-relative:margin" from="3pt,5pt" to="488.25pt,5pt" o:gfxdata="UEsDBBQABgAIAAAAIQC2gziS/gAAAOEBAAATAAAAW0NvbnRlbnRfVHlwZXNdLnhtbJSRQU7DMBBF 90jcwfIWJU67QAgl6YK0S0CoHGBkTxKLZGx5TGhvj5O2G0SRWNoz/78nu9wcxkFMGNg6quQqL6RA 0s5Y6ir5vt9lD1JwBDIwOMJKHpHlpr69KfdHjyxSmriSfYz+USnWPY7AufNIadK6MEJMx9ApD/oD OlTrorhX2lFEilmcO2RdNtjC5xDF9pCuTyYBB5bi6bQ4syoJ3g9WQ0ymaiLzg5KdCXlKLjvcW893 SUOqXwnz5DrgnHtJTxOsQfEKIT7DmDSUCaxw7Rqn8787ZsmRM9e2VmPeBN4uqYvTtW7jvijg9N/y JsXecLq0q+WD6m8AAAD//wMAUEsDBBQABgAIAAAAIQA4/SH/1gAAAJQBAAALAAAAX3JlbHMvLnJl bHOkkMFqwzAMhu+DvYPRfXGawxijTi+j0GvpHsDYimMaW0Yy2fr2M4PBMnrbUb/Q94l/f/hMi1qR JVI2sOt6UJgd+ZiDgffL8ekFlFSbvV0oo4EbChzGx4f9GRdb25HMsYhqlCwG5lrLq9biZkxWOiqY 22YiTra2kYMu1l1tQD30/bPm3wwYN0x18gb45AdQl1tp5j/sFB2T0FQ7R0nTNEV3j6o9feQzro1i OWA14Fm+Q8a1a8+Bvu/d/dMb2JY5uiPbhG/ktn4cqGU/er3pcvwCAAD//wMAUEsDBBQABgAIAAAA IQCe0v8ZpAEAAJ4DAAAOAAAAZHJzL2Uyb0RvYy54bWysU01P4zAQva+0/8HynSatRFlFTTmA4IIA 7dfdOOPGkr9kmyb994wnbUC7q5VAXCx/zHsz7814czlaw/YQk/au5ctFzRk46Tvtdi3/9fPm7Btn KQvXCeMdtPwAiV9uv37ZDKGBle+96SAyJHGpGULL+5xDU1VJ9mBFWvgADh+Vj1ZkPMZd1UUxILs1 1aqu19XgYxeil5AS3l5Pj3xL/EqBzA9KJcjMtBxry7RGWp/KWm03otlFEXotj2WID1RhhXaYdKa6 Flmw56j/orJaRp+8ygvpbeWV0hJIA6pZ1n+o+dGLAKQFzUlhtil9Hq2831+5x4g2DCE1KTzGomJU 0TJldPiNPSVdWCkbybbDbBuMmUm8XC/Xq/XFOWfy9FZNFIUqxJRvwVtWNi032hVFohH7u5QxLYae QvDwWgTt8sFACTbuOyimO0w2lUPzAVcmsr3AzgopweVl6SbyUXSBKW3MDKwp7X+Bx/gCBZqd94Bn BGX2Ls9gq52P/8qex1PJaoo/OTDpLhY8+e5A7SFrcAhI4XFgy5S9PRP89VttXwAAAP//AwBQSwME FAAGAAgAAAAhADLQCuncAAAABwEAAA8AAABkcnMvZG93bnJldi54bWxMj0FLw0AQhe+C/2EZwYvY jQVTTbMpIuqhntoq2NskOyah2dmQ3abx3zviQU/DvDe8+V6+mlynRhpC69nAzSwBRVx523Jt4G33 fH0HKkRki51nMvBFAVbF+VmOmfUn3tC4jbWSEA4ZGmhi7DOtQ9WQwzDzPbF4n35wGGUdam0HPEm4 6/Q8SVLtsGX50GBPjw1Vh+3RGdgHH57e1+X4ctisJ7x6jfOPyhpzeTE9LEFFmuLfMfzgCzoUwlT6 I9ugOgOpNIkiJzLFvl+kt6DKX0EXuf7PX3wDAAD//wMAUEsBAi0AFAAGAAgAAAAhALaDOJL+AAAA 4QEAABMAAAAAAAAAAAAAAAAAAAAAAFtDb250ZW50X1R5cGVzXS54bWxQSwECLQAUAAYACAAAACEA OP0h/9YAAACUAQAACwAAAAAAAAAAAAAAAAAvAQAAX3JlbHMvLnJlbHNQSwECLQAUAAYACAAAACEA ntL/GaQBAACeAwAADgAAAAAAAAAAAAAAAAAuAgAAZHJzL2Uyb0RvYy54bWxQSwECLQAUAAYACAAA ACEAMtAK6dwAAAAHAQAADwAAAAAAAAAAAAAAAAD+AwAAZHJzL2Rvd25yZXYueG1sUEsFBgAAAAAE AAQA8wAAAAcFAAAAAA== " strokecolor="#4472c4 [3204]" strokeweight=".5pt">
+              <v:line w14:anchorId="528DC2ED" id="Straight Connector 2" o:spid="_x0000_s1026" style="position:absolute;flip:y;z-index:251669504;visibility:visible;mso-wrap-style:square;mso-width-percent:0;mso-height-percent:0;mso-wrap-distance-left:9pt;mso-wrap-distance-top:0;mso-wrap-distance-right:9pt;mso-wrap-distance-bottom:0;mso-position-horizontal:absolute;mso-position-horizontal-relative:margin;mso-position-vertical:absolute;mso-position-vertical-relative:text;mso-width-percent:0;mso-height-percent:0;mso-width-relative:margin;mso-height-relative:margin" from="3pt,5pt" to="488.25pt,5pt" o:gfxdata="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" strokecolor="#4472c4 [3204]" strokeweight=".5pt">
                 <v:stroke joinstyle="miter"/>
                 <w10:wrap anchorx="margin"/>
               </v:line>
@@ -2047,7 +2033,7 @@
           </mc:Choice>
           <mc:Fallback>
             <w:pict>
-              <v:line w14:anchorId="0F19539A" id="Straight Connector 2" o:spid="_x0000_s1026" style="position:absolute;z-index:251671552;visibility:visible;mso-wrap-style:square;mso-width-percent:0;mso-height-percent:0;mso-wrap-distance-left:9pt;mso-wrap-distance-top:0;mso-wrap-distance-right:9pt;mso-wrap-distance-bottom:0;mso-position-horizontal:left;mso-position-horizontal-relative:margin;mso-position-vertical:absolute;mso-position-vertical-relative:text;mso-width-percent:0;mso-height-percent:0;mso-width-relative:margin;mso-height-relative:margin" from="0,39.05pt" to="483.75pt,40.15pt" o:gfxdata="UEsDBBQABgAIAAAAIQC2gziS/gAAAOEBAAATAAAAW0NvbnRlbnRfVHlwZXNdLnhtbJSRQU7DMBBF 90jcwfIWJU67QAgl6YK0S0CoHGBkTxKLZGx5TGhvj5O2G0SRWNoz/78nu9wcxkFMGNg6quQqL6RA 0s5Y6ir5vt9lD1JwBDIwOMJKHpHlpr69KfdHjyxSmriSfYz+USnWPY7AufNIadK6MEJMx9ApD/oD OlTrorhX2lFEilmcO2RdNtjC5xDF9pCuTyYBB5bi6bQ4syoJ3g9WQ0ymaiLzg5KdCXlKLjvcW893 SUOqXwnz5DrgnHtJTxOsQfEKIT7DmDSUCaxw7Rqn8787ZsmRM9e2VmPeBN4uqYvTtW7jvijg9N/y JsXecLq0q+WD6m8AAAD//wMAUEsDBBQABgAIAAAAIQA4/SH/1gAAAJQBAAALAAAAX3JlbHMvLnJl bHOkkMFqwzAMhu+DvYPRfXGawxijTi+j0GvpHsDYimMaW0Yy2fr2M4PBMnrbUb/Q94l/f/hMi1qR JVI2sOt6UJgd+ZiDgffL8ekFlFSbvV0oo4EbChzGx4f9GRdb25HMsYhqlCwG5lrLq9biZkxWOiqY 22YiTra2kYMu1l1tQD30/bPm3wwYN0x18gb45AdQl1tp5j/sFB2T0FQ7R0nTNEV3j6o9feQzro1i OWA14Fm+Q8a1a8+Bvu/d/dMb2JY5uiPbhG/ktn4cqGU/er3pcvwCAAD//wMAUEsDBBQABgAIAAAA IQD0DBWkogEAAJgDAAAOAAAAZHJzL2Uyb0RvYy54bWysU8tu2zAQvAfoPxC815KcxmkFyzkkaC5B EyTtBzDU0iJAcgmSteS/75K25aINULToheJjZ3ZndrW+maxhOwhRo+t4s6g5Ayex127b8W9fP7// yFlMwvXCoIOO7yHym827i/XoW1jigKaHwIjExXb0HR9S8m1VRTmAFXGBHhw9KgxWJDqGbdUHMRK7 NdWyrlfViKH3ASXESLd3h0e+KfxKgUyPSkVIzHScaktlDWV9zWu1WYt2G4QftDyWIf6hCiu0o6Qz 1Z1Ign0P+jcqq2XAiCotJNoKldISigZS09S/qHkZhIeihcyJfrYp/j9a+WV3654C2TD62Eb/FLKK SQWbv1Qfm4pZ+9ksmBKTdLlqPlyullecSXprLj9dFzOrM9iHmO4BLcubjhvtshbRit1DTJSQQk8h dDinL7u0N5CDjXsGxXRPCZuCLpMBtyawnaCeCinBpSb3kfhKdIYpbcwMrP8MPMZnKJSp+RvwjCiZ 0aUZbLXD8Fb2NJ1KVof4kwMH3dmCV+z3pTHFGmp/UXgc1TxfP58L/PxDbX4AAAD//wMAUEsDBBQA BgAIAAAAIQCJhSp13wAAAAYBAAAPAAAAZHJzL2Rvd25yZXYueG1sTI9BS8NAFITvBf/D8gRv7aYV 2xjzUkpBrAUpVqEet9lnEs2+DbvbJv33ric9DjPMfJMvB9OKMznfWEaYThIQxKXVDVcI72+P4xSE D4q1ai0TwoU8LIurUa4ybXt+pfM+VCKWsM8UQh1Cl0npy5qM8hPbEUfv0zqjQpSuktqpPpabVs6S ZC6Najgu1KqjdU3l9/5kEF7cZrNebS9fvPsw/WG2PeyehyfEm+th9QAi0BD+wvCLH9GhiExHe2Lt RYsQjwSERToFEd37+eIOxBEhTW5BFrn8j1/8AAAA//8DAFBLAQItABQABgAIAAAAIQC2gziS/gAA AOEBAAATAAAAAAAAAAAAAAAAAAAAAABbQ29udGVudF9UeXBlc10ueG1sUEsBAi0AFAAGAAgAAAAh ADj9If/WAAAAlAEAAAsAAAAAAAAAAAAAAAAALwEAAF9yZWxzLy5yZWxzUEsBAi0AFAAGAAgAAAAh APQMFaSiAQAAmAMAAA4AAAAAAAAAAAAAAAAALgIAAGRycy9lMm9Eb2MueG1sUEsBAi0AFAAGAAgA AAAhAImFKnXfAAAABgEAAA8AAAAAAAAAAAAAAAAA/AMAAGRycy9kb3ducmV2LnhtbFBLBQYAAAAA BAAEAPMAAAAIBQAAAAA= " strokecolor="#4472c4 [3204]" strokeweight=".5pt">
+              <v:line w14:anchorId="2607CC1B" id="Straight Connector 2" o:spid="_x0000_s1026" style="position:absolute;z-index:251671552;visibility:visible;mso-wrap-style:square;mso-width-percent:0;mso-height-percent:0;mso-wrap-distance-left:9pt;mso-wrap-distance-top:0;mso-wrap-distance-right:9pt;mso-wrap-distance-bottom:0;mso-position-horizontal:left;mso-position-horizontal-relative:margin;mso-position-vertical:absolute;mso-position-vertical-relative:text;mso-width-percent:0;mso-height-percent:0;mso-width-relative:margin;mso-height-relative:margin" from="0,39.05pt" to="483.75pt,40.15pt" o:gfxdata="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" strokecolor="#4472c4 [3204]" strokeweight=".5pt">
                 <v:stroke joinstyle="miter"/>
                 <w10:wrap anchorx="margin"/>
               </v:line>
@@ -2628,7 +2614,7 @@
           <w:lang w:val="en-US" w:eastAsia="nl-NL"/>
         </w:rPr>
         <w:drawing>
-          <wp:anchor distT="0" distB="0" distL="114300" distR="114300" simplePos="0" relativeHeight="251673600" behindDoc="1" locked="0" layoutInCell="1" allowOverlap="1" wp14:anchorId="1C09213F" wp14:editId="55CDB82B">
+          <wp:anchor distT="0" distB="0" distL="114300" distR="114300" simplePos="0" relativeHeight="251673600" behindDoc="1" locked="0" layoutInCell="1" allowOverlap="1" wp14:anchorId="1C09213F" wp14:editId="1B0EAF97">
             <wp:simplePos x="0" y="0"/>
             <wp:positionH relativeFrom="column">
               <wp:posOffset>3286125</wp:posOffset>
@@ -2763,7 +2749,7 @@
           </mc:Choice>
           <mc:Fallback>
             <w:pict>
-              <v:line w14:anchorId="02ACC2F0" id="Straight Connector 2" o:spid="_x0000_s1026" style="position:absolute;z-index:251675648;visibility:visible;mso-wrap-style:square;mso-width-percent:0;mso-height-percent:0;mso-wrap-distance-left:9pt;mso-wrap-distance-top:0;mso-wrap-distance-right:9pt;mso-wrap-distance-bottom:0;mso-position-horizontal:absolute;mso-position-horizontal-relative:margin;mso-position-vertical:absolute;mso-position-vertical-relative:text;mso-width-percent:0;mso-height-percent:0;mso-width-relative:margin;mso-height-relative:margin" from=".75pt,.55pt" to="484.5pt,1.65pt" o:gfxdata="UEsDBBQABgAIAAAAIQC2gziS/gAAAOEBAAATAAAAW0NvbnRlbnRfVHlwZXNdLnhtbJSRQU7DMBBF 90jcwfIWJU67QAgl6YK0S0CoHGBkTxKLZGx5TGhvj5O2G0SRWNoz/78nu9wcxkFMGNg6quQqL6RA 0s5Y6ir5vt9lD1JwBDIwOMJKHpHlpr69KfdHjyxSmriSfYz+USnWPY7AufNIadK6MEJMx9ApD/oD OlTrorhX2lFEilmcO2RdNtjC5xDF9pCuTyYBB5bi6bQ4syoJ3g9WQ0ymaiLzg5KdCXlKLjvcW893 SUOqXwnz5DrgnHtJTxOsQfEKIT7DmDSUCaxw7Rqn8787ZsmRM9e2VmPeBN4uqYvTtW7jvijg9N/y JsXecLq0q+WD6m8AAAD//wMAUEsDBBQABgAIAAAAIQA4/SH/1gAAAJQBAAALAAAAX3JlbHMvLnJl bHOkkMFqwzAMhu+DvYPRfXGawxijTi+j0GvpHsDYimMaW0Yy2fr2M4PBMnrbUb/Q94l/f/hMi1qR JVI2sOt6UJgd+ZiDgffL8ekFlFSbvV0oo4EbChzGx4f9GRdb25HMsYhqlCwG5lrLq9biZkxWOiqY 22YiTra2kYMu1l1tQD30/bPm3wwYN0x18gb45AdQl1tp5j/sFB2T0FQ7R0nTNEV3j6o9feQzro1i OWA14Fm+Q8a1a8+Bvu/d/dMb2JY5uiPbhG/ktn4cqGU/er3pcvwCAAD//wMAUEsDBBQABgAIAAAA IQD0DBWkogEAAJgDAAAOAAAAZHJzL2Uyb0RvYy54bWysU8tu2zAQvAfoPxC815KcxmkFyzkkaC5B EyTtBzDU0iJAcgmSteS/75K25aINULToheJjZ3ZndrW+maxhOwhRo+t4s6g5Ayex127b8W9fP7// yFlMwvXCoIOO7yHym827i/XoW1jigKaHwIjExXb0HR9S8m1VRTmAFXGBHhw9KgxWJDqGbdUHMRK7 NdWyrlfViKH3ASXESLd3h0e+KfxKgUyPSkVIzHScaktlDWV9zWu1WYt2G4QftDyWIf6hCiu0o6Qz 1Z1Ign0P+jcqq2XAiCotJNoKldISigZS09S/qHkZhIeihcyJfrYp/j9a+WV3654C2TD62Eb/FLKK SQWbv1Qfm4pZ+9ksmBKTdLlqPlyullecSXprLj9dFzOrM9iHmO4BLcubjhvtshbRit1DTJSQQk8h dDinL7u0N5CDjXsGxXRPCZuCLpMBtyawnaCeCinBpSb3kfhKdIYpbcwMrP8MPMZnKJSp+RvwjCiZ 0aUZbLXD8Fb2NJ1KVof4kwMH3dmCV+z3pTHFGmp/UXgc1TxfP58L/PxDbX4AAAD//wMAUEsDBBQA BgAIAAAAIQBsngJL3QAAAAUBAAAPAAAAZHJzL2Rvd25yZXYueG1sTI9Pa8JAEMXvhX6HZQre6kZF qWk2IkLxDxSpLdjjmp0mabOzYXc18dt3PLWn4fEeb34vW/S2ERf0oXakYDRMQCAVztRUKvh4f3l8 AhGiJqMbR6jgigEW+f1dplPjOnrDyyGWgksopFpBFWObShmKCq0OQ9cisfflvNWRpS+l8brjctvI cZLMpNU18YdKt7iqsPg5nK2CV7/ZrJa76zftP213HO+O+22/Vmrw0C+fQUTs418YbviMDjkzndyZ TBAN6ykH+YxAsDufzXnZScFkAjLP5H/6/BcAAP//AwBQSwECLQAUAAYACAAAACEAtoM4kv4AAADh AQAAEwAAAAAAAAAAAAAAAAAAAAAAW0NvbnRlbnRfVHlwZXNdLnhtbFBLAQItABQABgAIAAAAIQA4 /SH/1gAAAJQBAAALAAAAAAAAAAAAAAAAAC8BAABfcmVscy8ucmVsc1BLAQItABQABgAIAAAAIQD0 DBWkogEAAJgDAAAOAAAAAAAAAAAAAAAAAC4CAABkcnMvZTJvRG9jLnhtbFBLAQItABQABgAIAAAA IQBsngJL3QAAAAUBAAAPAAAAAAAAAAAAAAAAAPwDAABkcnMvZG93bnJldi54bWxQSwUGAAAAAAQA BADzAAAABgUAAAAA " strokecolor="#4472c4 [3204]" strokeweight=".5pt">
+              <v:line w14:anchorId="164D0422" id="Straight Connector 2" o:spid="_x0000_s1026" style="position:absolute;z-index:251675648;visibility:visible;mso-wrap-style:square;mso-width-percent:0;mso-height-percent:0;mso-wrap-distance-left:9pt;mso-wrap-distance-top:0;mso-wrap-distance-right:9pt;mso-wrap-distance-bottom:0;mso-position-horizontal:absolute;mso-position-horizontal-relative:margin;mso-position-vertical:absolute;mso-position-vertical-relative:text;mso-width-percent:0;mso-height-percent:0;mso-width-relative:margin;mso-height-relative:margin" from=".75pt,.55pt" to="484.5pt,1.65pt" o:gfxdata="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" strokecolor="#4472c4 [3204]" strokeweight=".5pt">
                 <v:stroke joinstyle="miter"/>
                 <w10:wrap anchorx="margin"/>
               </v:line>
@@ -4039,7 +4025,7 @@
           </mc:Choice>
           <mc:Fallback>
             <w:pict>
-              <v:line w14:anchorId="3829834B" id="Straight Connector 2" o:spid="_x0000_s1026" style="position:absolute;z-index:251679744;visibility:visible;mso-wrap-style:square;mso-width-percent:0;mso-height-percent:0;mso-wrap-distance-left:9pt;mso-wrap-distance-top:0;mso-wrap-distance-right:9pt;mso-wrap-distance-bottom:0;mso-position-horizontal:left;mso-position-horizontal-relative:margin;mso-position-vertical:absolute;mso-position-vertical-relative:text;mso-width-percent:0;mso-height-percent:0;mso-width-relative:margin;mso-height-relative:margin" from="0,2.35pt" to="483.75pt,3.45pt" o:gfxdata="UEsDBBQABgAIAAAAIQC2gziS/gAAAOEBAAATAAAAW0NvbnRlbnRfVHlwZXNdLnhtbJSRQU7DMBBF 90jcwfIWJU67QAgl6YK0S0CoHGBkTxKLZGx5TGhvj5O2G0SRWNoz/78nu9wcxkFMGNg6quQqL6RA 0s5Y6ir5vt9lD1JwBDIwOMJKHpHlpr69KfdHjyxSmriSfYz+USnWPY7AufNIadK6MEJMx9ApD/oD OlTrorhX2lFEilmcO2RdNtjC5xDF9pCuTyYBB5bi6bQ4syoJ3g9WQ0ymaiLzg5KdCXlKLjvcW893 SUOqXwnz5DrgnHtJTxOsQfEKIT7DmDSUCaxw7Rqn8787ZsmRM9e2VmPeBN4uqYvTtW7jvijg9N/y JsXecLq0q+WD6m8AAAD//wMAUEsDBBQABgAIAAAAIQA4/SH/1gAAAJQBAAALAAAAX3JlbHMvLnJl bHOkkMFqwzAMhu+DvYPRfXGawxijTi+j0GvpHsDYimMaW0Yy2fr2M4PBMnrbUb/Q94l/f/hMi1qR JVI2sOt6UJgd+ZiDgffL8ekFlFSbvV0oo4EbChzGx4f9GRdb25HMsYhqlCwG5lrLq9biZkxWOiqY 22YiTra2kYMu1l1tQD30/bPm3wwYN0x18gb45AdQl1tp5j/sFB2T0FQ7R0nTNEV3j6o9feQzro1i OWA14Fm+Q8a1a8+Bvu/d/dMb2JY5uiPbhG/ktn4cqGU/er3pcvwCAAD//wMAUEsDBBQABgAIAAAA IQD0DBWkogEAAJgDAAAOAAAAZHJzL2Uyb0RvYy54bWysU8tu2zAQvAfoPxC815KcxmkFyzkkaC5B EyTtBzDU0iJAcgmSteS/75K25aINULToheJjZ3ZndrW+maxhOwhRo+t4s6g5Ayex127b8W9fP7// yFlMwvXCoIOO7yHym827i/XoW1jigKaHwIjExXb0HR9S8m1VRTmAFXGBHhw9KgxWJDqGbdUHMRK7 NdWyrlfViKH3ASXESLd3h0e+KfxKgUyPSkVIzHScaktlDWV9zWu1WYt2G4QftDyWIf6hCiu0o6Qz 1Z1Ign0P+jcqq2XAiCotJNoKldISigZS09S/qHkZhIeihcyJfrYp/j9a+WV3654C2TD62Eb/FLKK SQWbv1Qfm4pZ+9ksmBKTdLlqPlyullecSXprLj9dFzOrM9iHmO4BLcubjhvtshbRit1DTJSQQk8h dDinL7u0N5CDjXsGxXRPCZuCLpMBtyawnaCeCinBpSb3kfhKdIYpbcwMrP8MPMZnKJSp+RvwjCiZ 0aUZbLXD8Fb2NJ1KVof4kwMH3dmCV+z3pTHFGmp/UXgc1TxfP58L/PxDbX4AAAD//wMAUEsDBBQA BgAIAAAAIQDRvL+j3QAAAAQBAAAPAAAAZHJzL2Rvd25yZXYueG1sTI9BS8NAFITvgv9heYI3u7Fo 2sa8lFIQa6EUW6Eet9lnEs2+DbvbJv33ric9DjPMfJPPB9OKMznfWEa4HyUgiEurG64Q3vfPd1MQ PijWqrVMCBfyMC+ur3KVadvzG513oRKxhH2mEOoQukxKX9ZklB/Zjjh6n9YZFaJ0ldRO9bHctHKc JKk0quG4UKuOljWV37uTQdi41Wq5WF++ePth+sN4fdi+Di+ItzfD4glEoCH8heEXP6JDEZmO9sTa ixYhHgkIDxMQ0Zylk0cQR4R0BrLI5X/44gcAAP//AwBQSwECLQAUAAYACAAAACEAtoM4kv4AAADh AQAAEwAAAAAAAAAAAAAAAAAAAAAAW0NvbnRlbnRfVHlwZXNdLnhtbFBLAQItABQABgAIAAAAIQA4 /SH/1gAAAJQBAAALAAAAAAAAAAAAAAAAAC8BAABfcmVscy8ucmVsc1BLAQItABQABgAIAAAAIQD0 DBWkogEAAJgDAAAOAAAAAAAAAAAAAAAAAC4CAABkcnMvZTJvRG9jLnhtbFBLAQItABQABgAIAAAA IQDRvL+j3QAAAAQBAAAPAAAAAAAAAAAAAAAAAPwDAABkcnMvZG93bnJldi54bWxQSwUGAAAAAAQA BADzAAAABgUAAAAA " strokecolor="#4472c4 [3204]" strokeweight=".5pt">
+              <v:line w14:anchorId="47BF3DBC" id="Straight Connector 2" o:spid="_x0000_s1026" style="position:absolute;z-index:251679744;visibility:visible;mso-wrap-style:square;mso-width-percent:0;mso-height-percent:0;mso-wrap-distance-left:9pt;mso-wrap-distance-top:0;mso-wrap-distance-right:9pt;mso-wrap-distance-bottom:0;mso-position-horizontal:left;mso-position-horizontal-relative:margin;mso-position-vertical:absolute;mso-position-vertical-relative:text;mso-width-percent:0;mso-height-percent:0;mso-width-relative:margin;mso-height-relative:margin" from="0,2.35pt" to="483.75pt,3.45pt" o:gfxdata="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" strokecolor="#4472c4 [3204]" strokeweight=".5pt">
                 <v:stroke joinstyle="miter"/>
                 <w10:wrap anchorx="margin"/>
               </v:line>
@@ -4270,23 +4256,7 @@
                     <w:rStyle w:val="FunctionTitle"/>
                     <w:lang w:val="en-US"/>
                   </w:rPr>
-                  <w:t xml:space="preserve">MSBI Power </w:t>
-                </w:r>
-                <w:proofErr w:type="spellStart"/>
-                <w:r>
-                  <w:rPr>
-                    <w:rStyle w:val="FunctionTitle"/>
-                    <w:lang w:val="en-US"/>
-                  </w:rPr>
-                  <w:t>bi</w:t>
-                </w:r>
-                <w:proofErr w:type="spellEnd"/>
-                <w:r>
-                  <w:rPr>
-                    <w:rStyle w:val="FunctionTitle"/>
-                    <w:lang w:val="en-US"/>
-                  </w:rPr>
-                  <w:t xml:space="preserve">  Consultant</w:t>
+                  <w:t>MSBI Power bi  Consultant</w:t>
                 </w:r>
               </w:p>
             </w:tc>
@@ -4337,27 +4307,7 @@
           <w:szCs w:val="18"/>
           <w:lang w:val="en-US"/>
         </w:rPr>
-        <w:t xml:space="preserve">Support the business (within composite BI teams including Data engineers, Data Analysts, testers and Power BI expert) in their power </w:t>
-      </w:r>
-      <w:proofErr w:type="spellStart"/>
-      <w:r>
-        <w:rPr>
-          <w:rFonts w:cs="Tahoma"/>
-          <w:bCs/>
-          <w:szCs w:val="18"/>
-          <w:lang w:val="en-US"/>
-        </w:rPr>
-        <w:t>bi</w:t>
-      </w:r>
-      <w:proofErr w:type="spellEnd"/>
-      <w:r>
-        <w:rPr>
-          <w:rFonts w:cs="Tahoma"/>
-          <w:bCs/>
-          <w:szCs w:val="18"/>
-          <w:lang w:val="en-US"/>
-        </w:rPr>
-        <w:t xml:space="preserve"> projects development and management. </w:t>
+        <w:t xml:space="preserve">Support the business (within composite BI teams including Data engineers, Data Analysts, testers and Power BI expert) in their power bi projects development and management. </w:t>
       </w:r>
     </w:p>
     <w:p>
@@ -5053,23 +5003,7 @@
           <w:bCs/>
           <w:lang w:val="en-US"/>
         </w:rPr>
-        <w:t xml:space="preserve">Visual Studio Code &amp; Azure </w:t>
-      </w:r>
-      <w:proofErr w:type="spellStart"/>
-      <w:r>
-        <w:rPr>
-          <w:bCs/>
-          <w:lang w:val="en-US"/>
-        </w:rPr>
-        <w:t>Devops</w:t>
-      </w:r>
-      <w:proofErr w:type="spellEnd"/>
-      <w:r>
-        <w:rPr>
-          <w:bCs/>
-          <w:lang w:val="en-US"/>
-        </w:rPr>
-        <w:t xml:space="preserve"> </w:t>
+        <w:t xml:space="preserve">Visual Studio Code &amp; Azure Devops </w:t>
       </w:r>
     </w:p>
     <w:p>
@@ -5226,25 +5160,7 @@
           <w:szCs w:val="18"/>
           <w:lang w:val="en-US"/>
         </w:rPr>
-        <w:t xml:space="preserve">Power BI Desktop, Power BI Service (Premium capacity, data set, semantic model, Workspace, Apps Deployment pipeline…), Azure Analys service (AAS), SQL Server, Azure </w:t>
-      </w:r>
-      <w:proofErr w:type="spellStart"/>
-      <w:r>
-        <w:rPr>
-          <w:rFonts w:cs="Tahoma"/>
-          <w:szCs w:val="18"/>
-          <w:lang w:val="en-US"/>
-        </w:rPr>
-        <w:t>DeVops</w:t>
-      </w:r>
-      <w:proofErr w:type="spellEnd"/>
-      <w:r>
-        <w:rPr>
-          <w:rFonts w:cs="Tahoma"/>
-          <w:szCs w:val="18"/>
-          <w:lang w:val="en-US"/>
-        </w:rPr>
-        <w:t>, Visual Studio Code, Tabular editor</w:t>
+        <w:t>Power BI Desktop, Power BI Service (Premium capacity, data set, semantic model, Workspace, Apps Deployment pipeline…), Azure Analys service (AAS), SQL Server, Azure DeVops, Visual Studio Code, Tabular editor</w:t>
       </w:r>
     </w:p>
     <w:p>
@@ -5691,19 +5607,17 @@
                   </w:rPr>
                   <w:t xml:space="preserve">Set-up  Azure </w:t>
                 </w:r>
-                <w:proofErr w:type="spellStart"/>
-                <w:r>
-                  <w:rPr>
-                    <w:lang w:val="en-US"/>
-                  </w:rPr>
-                  <w:t>Devops</w:t>
-                </w:r>
-                <w:proofErr w:type="spellEnd"/>
-                <w:r>
-                  <w:rPr>
-                    <w:lang w:val="en-US"/>
-                  </w:rPr>
-                  <w:t xml:space="preserve"> : Create git Repository:</w:t>
+                <w:r>
+                  <w:rPr>
+                    <w:lang w:val="en-US"/>
+                  </w:rPr>
+                  <w:t>Devops:</w:t>
+                </w:r>
+                <w:r>
+                  <w:rPr>
+                    <w:lang w:val="en-US"/>
+                  </w:rPr>
+                  <w:t xml:space="preserve"> Create git Repository:</w:t>
                 </w:r>
               </w:p>
               <w:p>
@@ -5723,7 +5637,31 @@
                   <w:rPr>
                     <w:lang w:val="en-US"/>
                   </w:rPr>
-                  <w:t>Create development , main and publish branches.</w:t>
+                  <w:t xml:space="preserve">Create </w:t>
+                </w:r>
+                <w:r>
+                  <w:rPr>
+                    <w:lang w:val="en-US"/>
+                  </w:rPr>
+                  <w:t>development,</w:t>
+                </w:r>
+                <w:r>
+                  <w:rPr>
+                    <w:lang w:val="en-US"/>
+                  </w:rPr>
+                  <w:t xml:space="preserve"> main and </w:t>
+                </w:r>
+                <w:r>
+                  <w:rPr>
+                    <w:lang w:val="en-US"/>
+                  </w:rPr>
+                  <w:t>publishing</w:t>
+                </w:r>
+                <w:r>
+                  <w:rPr>
+                    <w:lang w:val="en-US"/>
+                  </w:rPr>
+                  <w:t xml:space="preserve"> branches.</w:t>
                 </w:r>
               </w:p>
               <w:p>
@@ -5763,7 +5701,19 @@
                   <w:rPr>
                     <w:lang w:val="en-US"/>
                   </w:rPr>
-                  <w:t>CI/CD implementation to push development objects to the qualification (and also Production)</w:t>
+                  <w:t>CI/CD implementation to push development objects to the qualification (</w:t>
+                </w:r>
+                <w:r>
+                  <w:rPr>
+                    <w:lang w:val="en-US"/>
+                  </w:rPr>
+                  <w:t>and</w:t>
+                </w:r>
+                <w:r>
+                  <w:rPr>
+                    <w:lang w:val="en-US"/>
+                  </w:rPr>
+                  <w:t xml:space="preserve"> Production)</w:t>
                 </w:r>
               </w:p>
               <w:p>
@@ -5863,7 +5813,19 @@
                   <w:rPr>
                     <w:lang w:val="en-US"/>
                   </w:rPr>
-                  <w:t>Set up self-hosted Integration run time  (To connect the on-premises and Cloud environment)</w:t>
+                  <w:t xml:space="preserve">Set up self-hosted Integration run </w:t>
+                </w:r>
+                <w:r>
+                  <w:rPr>
+                    <w:lang w:val="en-US"/>
+                  </w:rPr>
+                  <w:t>time (</w:t>
+                </w:r>
+                <w:r>
+                  <w:rPr>
+                    <w:lang w:val="en-US"/>
+                  </w:rPr>
+                  <w:t>To connect the on-premises and Cloud environment)</w:t>
                 </w:r>
               </w:p>
               <w:p>
@@ -5903,7 +5865,19 @@
                   <w:rPr>
                     <w:lang w:val="en-US"/>
                   </w:rPr>
-                  <w:t xml:space="preserve">Set Data factory and Synapse workspaces: Create , test, and monitor pipelines. </w:t>
+                  <w:t xml:space="preserve">Set Data factory and Synapse workspaces: </w:t>
+                </w:r>
+                <w:r>
+                  <w:rPr>
+                    <w:lang w:val="en-US"/>
+                  </w:rPr>
+                  <w:t>Create,</w:t>
+                </w:r>
+                <w:r>
+                  <w:rPr>
+                    <w:lang w:val="en-US"/>
+                  </w:rPr>
+                  <w:t xml:space="preserve"> test, and monitor pipelines. </w:t>
                 </w:r>
               </w:p>
               <w:p>
@@ -6003,7 +5977,19 @@
                   <w:rPr>
                     <w:lang w:val="en-US"/>
                   </w:rPr>
-                  <w:t>Set Variables during a specific processing.</w:t>
+                  <w:t xml:space="preserve">Set Variables during </w:t>
+                </w:r>
+                <w:r>
+                  <w:rPr>
+                    <w:lang w:val="en-US"/>
+                  </w:rPr>
+                  <w:t>specific</w:t>
+                </w:r>
+                <w:r>
+                  <w:rPr>
+                    <w:lang w:val="en-US"/>
+                  </w:rPr>
+                  <w:t xml:space="preserve"> processing.</w:t>
                 </w:r>
               </w:p>
               <w:p>
@@ -6020,7 +6006,19 @@
                   <w:rPr>
                     <w:lang w:val="en-GB"/>
                   </w:rPr>
-                  <w:t>Linked services (To data lake (on premise and cloud) , to SQL Database (on premise and cloud secure with Key vault)</w:t>
+                  <w:t>Linked services (To data lake (on premise and cloud</w:t>
+                </w:r>
+                <w:r>
+                  <w:rPr>
+                    <w:lang w:val="en-GB"/>
+                  </w:rPr>
+                  <w:t>),</w:t>
+                </w:r>
+                <w:r>
+                  <w:rPr>
+                    <w:lang w:val="en-GB"/>
+                  </w:rPr>
+                  <w:t xml:space="preserve"> to SQL Database (on premise and cloud secure with Key vault)</w:t>
                 </w:r>
               </w:p>
               <w:p>
@@ -6040,7 +6038,19 @@
                   <w:rPr>
                     <w:lang w:val="en-US"/>
                   </w:rPr>
-                  <w:t>Web activity (in combination with Logic) to send mail notifications)</w:t>
+                  <w:t>Web activity (in combination with Logic</w:t>
+                </w:r>
+                <w:r>
+                  <w:rPr>
+                    <w:lang w:val="en-US"/>
+                  </w:rPr>
+                  <w:t xml:space="preserve"> app</w:t>
+                </w:r>
+                <w:r>
+                  <w:rPr>
+                    <w:lang w:val="en-US"/>
+                  </w:rPr>
+                  <w:t>) to send mail notifications)</w:t>
                 </w:r>
               </w:p>
               <w:p>
@@ -6056,14 +6066,12 @@
                     <w:lang w:val="en-US"/>
                   </w:rPr>
                 </w:pPr>
-                <w:proofErr w:type="spellStart"/>
-                <w:r>
-                  <w:rPr>
-                    <w:lang w:val="en-US"/>
-                  </w:rPr>
-                  <w:t>Etc</w:t>
-                </w:r>
-                <w:proofErr w:type="spellEnd"/>
+                <w:r>
+                  <w:rPr>
+                    <w:lang w:val="en-US"/>
+                  </w:rPr>
+                  <w:t>Etc.</w:t>
+                </w:r>
                 <w:r>
                   <w:rPr>
                     <w:lang w:val="en-US"/>
@@ -6517,7 +6525,19 @@
                   <w:rPr>
                     <w:lang w:val="en-US"/>
                   </w:rPr>
-                  <w:t>Create tables and map the source tables info target tables , using Microsoft SQL</w:t>
+                  <w:t xml:space="preserve">Create tables and map the source tables info target </w:t>
+                </w:r>
+                <w:r>
+                  <w:rPr>
+                    <w:lang w:val="en-US"/>
+                  </w:rPr>
+                  <w:t>tables,</w:t>
+                </w:r>
+                <w:r>
+                  <w:rPr>
+                    <w:lang w:val="en-US"/>
+                  </w:rPr>
+                  <w:t xml:space="preserve"> using Microsoft SQL</w:t>
                 </w:r>
               </w:p>
               <w:p>
@@ -6539,7 +6559,19 @@
                   <w:rPr>
                     <w:lang w:val="en-US"/>
                   </w:rPr>
-                  <w:t>Close collaboration with the application architect in order to realize the best solution in every context</w:t>
+                  <w:t xml:space="preserve">Close collaboration with the application architect </w:t>
+                </w:r>
+                <w:r>
+                  <w:rPr>
+                    <w:lang w:val="en-US"/>
+                  </w:rPr>
+                  <w:t>to</w:t>
+                </w:r>
+                <w:r>
+                  <w:rPr>
+                    <w:lang w:val="en-US"/>
+                  </w:rPr>
+                  <w:t xml:space="preserve"> realize the best solution in every context</w:t>
                 </w:r>
               </w:p>
               <w:p>
@@ -7073,21 +7105,7 @@
                   <w:rPr>
                     <w:lang w:val="en-US"/>
                   </w:rPr>
-                  <w:t xml:space="preserve">, used in the </w:t>
-                </w:r>
-                <w:proofErr w:type="spellStart"/>
-                <w:r>
-                  <w:rPr>
-                    <w:lang w:val="en-US"/>
-                  </w:rPr>
-                  <w:t>Targetik</w:t>
-                </w:r>
-                <w:proofErr w:type="spellEnd"/>
-                <w:r>
-                  <w:rPr>
-                    <w:lang w:val="en-US"/>
-                  </w:rPr>
-                  <w:t xml:space="preserve"> application.</w:t>
+                  <w:t>, used in the Targetik application.</w:t>
                 </w:r>
               </w:p>
               <w:p>
@@ -7216,21 +7234,7 @@
                   <w:rPr>
                     <w:lang w:val="en-US"/>
                   </w:rPr>
-                  <w:t xml:space="preserve">Create </w:t>
-                </w:r>
-                <w:proofErr w:type="spellStart"/>
-                <w:r>
-                  <w:rPr>
-                    <w:lang w:val="en-US"/>
-                  </w:rPr>
-                  <w:t>PowerBI</w:t>
-                </w:r>
-                <w:proofErr w:type="spellEnd"/>
-                <w:r>
-                  <w:rPr>
-                    <w:lang w:val="en-US"/>
-                  </w:rPr>
-                  <w:t xml:space="preserve"> reports</w:t>
+                  <w:t>Create PowerBI reports</w:t>
                 </w:r>
               </w:p>
               <w:p>
@@ -7327,35 +7331,7 @@
                   <w:rPr>
                     <w:lang w:val="en-US"/>
                   </w:rPr>
-                  <w:t xml:space="preserve">SSIS, SSRS, SSAS, Tabular, Power BI, Excel, </w:t>
-                </w:r>
-                <w:proofErr w:type="spellStart"/>
-                <w:r>
-                  <w:rPr>
-                    <w:lang w:val="en-US"/>
-                  </w:rPr>
-                  <w:t>Zappysis</w:t>
-                </w:r>
-                <w:proofErr w:type="spellEnd"/>
-                <w:r>
-                  <w:rPr>
-                    <w:lang w:val="en-US"/>
-                  </w:rPr>
-                  <w:t xml:space="preserve">, </w:t>
-                </w:r>
-                <w:proofErr w:type="spellStart"/>
-                <w:r>
-                  <w:rPr>
-                    <w:lang w:val="en-US"/>
-                  </w:rPr>
-                  <w:t>Winris</w:t>
-                </w:r>
-                <w:proofErr w:type="spellEnd"/>
-                <w:r>
-                  <w:rPr>
-                    <w:lang w:val="en-US"/>
-                  </w:rPr>
-                  <w:t>, EU2K-List, Heat</w:t>
+                  <w:t>SSIS, SSRS, SSAS, Tabular, Power BI, Excel, Zappysis, Winris, EU2K-List, Heat</w:t>
                 </w:r>
               </w:p>
             </w:sdtContent>
@@ -7833,21 +7809,7 @@
                   <w:rPr>
                     <w:lang w:val="en-US"/>
                   </w:rPr>
-                  <w:t xml:space="preserve">Packages and cubes creation taking into account the existing method (Ex. for the cube: </w:t>
-                </w:r>
-                <w:proofErr w:type="spellStart"/>
-                <w:r>
-                  <w:rPr>
-                    <w:lang w:val="en-US"/>
-                  </w:rPr>
-                  <w:t>S.proc</w:t>
-                </w:r>
-                <w:proofErr w:type="spellEnd"/>
-                <w:r>
-                  <w:rPr>
-                    <w:lang w:val="en-US"/>
-                  </w:rPr>
-                  <w:t xml:space="preserve"> --&gt; Consolidated Table with Surrogate Key --&gt; 2 Views (Fact and Dim) --&gt; Cube configuration with existing Dimensions) </w:t>
+                  <w:t xml:space="preserve">Packages and cubes creation taking into account the existing method (Ex. for the cube: S.proc --&gt; Consolidated Table with Surrogate Key --&gt; 2 Views (Fact and Dim) --&gt; Cube configuration with existing Dimensions) </w:t>
                 </w:r>
               </w:p>
               <w:p>
@@ -7931,7 +7893,19 @@
                   <w:rPr>
                     <w:lang w:val="en-US"/>
                   </w:rPr>
-                  <w:t>Impact analyses to check the dependencies (in the complete Bi-Solution) of a given database object before a project starts</w:t>
+                  <w:t xml:space="preserve">Impact </w:t>
+                </w:r>
+                <w:r>
+                  <w:rPr>
+                    <w:lang w:val="en-US"/>
+                  </w:rPr>
+                  <w:t>analysis</w:t>
+                </w:r>
+                <w:r>
+                  <w:rPr>
+                    <w:lang w:val="en-US"/>
+                  </w:rPr>
+                  <w:t xml:space="preserve"> to check the dependencies (in the complete Bi-Solution) of a given database object before a project starts</w:t>
                 </w:r>
               </w:p>
               <w:p>
@@ -8030,16 +8004,8 @@
                   <w:rPr>
                     <w:lang w:val="en-US"/>
                   </w:rPr>
-                  <w:t xml:space="preserve">Splunk - ServiceNow – Navision (Finance) – CRM – Confluence (Documentations) – </w:t>
-                </w:r>
-                <w:proofErr w:type="spellStart"/>
-                <w:r>
-                  <w:rPr>
-                    <w:lang w:val="en-US"/>
-                  </w:rPr>
-                  <w:t>eBanking</w:t>
-                </w:r>
-                <w:proofErr w:type="spellEnd"/>
+                  <w:t>Splunk - ServiceNow – Navision (Finance) – CRM – Confluence (Documentations) – eBanking</w:t>
+                </w:r>
                 <w:r>
                   <w:rPr>
                     <w:lang w:val="fr-BE"/>
@@ -8050,41 +8016,13 @@
                   <w:rPr>
                     <w:lang w:val="en-US"/>
                   </w:rPr>
-                  <w:t xml:space="preserve">(online transitions) - </w:t>
-                </w:r>
-                <w:proofErr w:type="spellStart"/>
-                <w:r>
-                  <w:rPr>
-                    <w:lang w:val="en-US"/>
-                  </w:rPr>
-                  <w:t>eAdmin</w:t>
-                </w:r>
-                <w:proofErr w:type="spellEnd"/>
-                <w:r>
-                  <w:rPr>
-                    <w:lang w:val="en-US"/>
-                  </w:rPr>
-                  <w:t xml:space="preserve"> (</w:t>
-                </w:r>
-                <w:proofErr w:type="spellStart"/>
-                <w:r>
-                  <w:rPr>
-                    <w:lang w:val="en-US"/>
-                  </w:rPr>
-                  <w:t>Securi</w:t>
+                  <w:t>(online transitions) - eAdmin (Securi</w:t>
                 </w:r>
                 <w:r>
                   <w:rPr>
                     <w:lang w:val="fr-BE"/>
                   </w:rPr>
-                  <w:t>ty</w:t>
-                </w:r>
-                <w:proofErr w:type="spellEnd"/>
-                <w:r>
-                  <w:rPr>
-                    <w:lang w:val="fr-BE"/>
-                  </w:rPr>
-                  <w:t>)</w:t>
+                  <w:t>ty)</w:t>
                 </w:r>
               </w:p>
             </w:sdtContent>
@@ -8463,14 +8401,7 @@
                   <w:rPr>
                     <w:lang w:val="en-US"/>
                   </w:rPr>
-                  <w:t xml:space="preserve">Write SQL </w:t>
-                </w:r>
-                <w:proofErr w:type="spellStart"/>
-                <w:r>
-                  <w:rPr>
-                    <w:lang w:val="en-US"/>
-                  </w:rPr>
-                  <w:t>quer</w:t>
+                  <w:t>Write SQL quer</w:t>
                 </w:r>
                 <w:r>
                   <w:rPr>
@@ -8478,7 +8409,6 @@
                   </w:rPr>
                   <w:t>ies</w:t>
                 </w:r>
-                <w:proofErr w:type="spellEnd"/>
                 <w:r>
                   <w:rPr>
                     <w:lang w:val="en-US"/>
@@ -8630,7 +8560,7 @@
         </w:rPr>
         <w:lastRenderedPageBreak/>
         <w:drawing>
-          <wp:anchor distT="0" distB="0" distL="114300" distR="114300" simplePos="0" relativeHeight="251681792" behindDoc="1" locked="0" layoutInCell="1" allowOverlap="1" wp14:anchorId="1FA18FBE" wp14:editId="3D9D4786">
+          <wp:anchor distT="0" distB="0" distL="114300" distR="114300" simplePos="0" relativeHeight="251681792" behindDoc="1" locked="0" layoutInCell="1" allowOverlap="1" wp14:anchorId="1FA18FBE" wp14:editId="2E129C9B">
             <wp:simplePos x="0" y="0"/>
             <wp:positionH relativeFrom="column">
               <wp:posOffset>1304925</wp:posOffset>
@@ -8765,7 +8695,7 @@
           </mc:Choice>
           <mc:Fallback>
             <w:pict>
-              <v:line w14:anchorId="7B450078" id="Straight Connector 2" o:spid="_x0000_s1026" style="position:absolute;z-index:251683840;visibility:visible;mso-wrap-style:square;mso-width-percent:0;mso-height-percent:0;mso-wrap-distance-left:9pt;mso-wrap-distance-top:0;mso-wrap-distance-right:9pt;mso-wrap-distance-bottom:0;mso-position-horizontal:absolute;mso-position-horizontal-relative:margin;mso-position-vertical:absolute;mso-position-vertical-relative:text;mso-width-percent:0;mso-height-percent:0;mso-width-relative:margin;mso-height-relative:margin" from="0,0" to="483.75pt,1.1pt" o:gfxdata="UEsDBBQABgAIAAAAIQC2gziS/gAAAOEBAAATAAAAW0NvbnRlbnRfVHlwZXNdLnhtbJSRQU7DMBBF 90jcwfIWJU67QAgl6YK0S0CoHGBkTxKLZGx5TGhvj5O2G0SRWNoz/78nu9wcxkFMGNg6quQqL6RA 0s5Y6ir5vt9lD1JwBDIwOMJKHpHlpr69KfdHjyxSmriSfYz+USnWPY7AufNIadK6MEJMx9ApD/oD OlTrorhX2lFEilmcO2RdNtjC5xDF9pCuTyYBB5bi6bQ4syoJ3g9WQ0ymaiLzg5KdCXlKLjvcW893 SUOqXwnz5DrgnHtJTxOsQfEKIT7DmDSUCaxw7Rqn8787ZsmRM9e2VmPeBN4uqYvTtW7jvijg9N/y JsXecLq0q+WD6m8AAAD//wMAUEsDBBQABgAIAAAAIQA4/SH/1gAAAJQBAAALAAAAX3JlbHMvLnJl bHOkkMFqwzAMhu+DvYPRfXGawxijTi+j0GvpHsDYimMaW0Yy2fr2M4PBMnrbUb/Q94l/f/hMi1qR JVI2sOt6UJgd+ZiDgffL8ekFlFSbvV0oo4EbChzGx4f9GRdb25HMsYhqlCwG5lrLq9biZkxWOiqY 22YiTra2kYMu1l1tQD30/bPm3wwYN0x18gb45AdQl1tp5j/sFB2T0FQ7R0nTNEV3j6o9feQzro1i OWA14Fm+Q8a1a8+Bvu/d/dMb2JY5uiPbhG/ktn4cqGU/er3pcvwCAAD//wMAUEsDBBQABgAIAAAA IQD0DBWkogEAAJgDAAAOAAAAZHJzL2Uyb0RvYy54bWysU8tu2zAQvAfoPxC815KcxmkFyzkkaC5B EyTtBzDU0iJAcgmSteS/75K25aINULToheJjZ3ZndrW+maxhOwhRo+t4s6g5Ayex127b8W9fP7// yFlMwvXCoIOO7yHym827i/XoW1jigKaHwIjExXb0HR9S8m1VRTmAFXGBHhw9KgxWJDqGbdUHMRK7 NdWyrlfViKH3ASXESLd3h0e+KfxKgUyPSkVIzHScaktlDWV9zWu1WYt2G4QftDyWIf6hCiu0o6Qz 1Z1Ign0P+jcqq2XAiCotJNoKldISigZS09S/qHkZhIeihcyJfrYp/j9a+WV3654C2TD62Eb/FLKK SQWbv1Qfm4pZ+9ksmBKTdLlqPlyullecSXprLj9dFzOrM9iHmO4BLcubjhvtshbRit1DTJSQQk8h dDinL7u0N5CDjXsGxXRPCZuCLpMBtyawnaCeCinBpSb3kfhKdIYpbcwMrP8MPMZnKJSp+RvwjCiZ 0aUZbLXD8Fb2NJ1KVof4kwMH3dmCV+z3pTHFGmp/UXgc1TxfP58L/PxDbX4AAAD//wMAUEsDBBQA BgAIAAAAIQDCfrlx3AAAAAMBAAAPAAAAZHJzL2Rvd25yZXYueG1sTI9BS8NAEIXvgv9hGcGb3TRg rTGTUgpiLUhpFepxm50m0exs2N026b9360UvA4/3eO+bfDaYVpzI+cYywniUgCAurW64Qvh4f76b gvBBsVatZUI4k4dZcX2Vq0zbnjd02oZKxBL2mUKoQ+gyKX1Zk1F+ZDvi6B2sMypE6SqpnepjuWll miQTaVTDcaFWHS1qKr+3R4Pw5pbLxXx1/uL1p+l36Wq3fh1eEG9vhvkTiEBD+AvDBT+iQxGZ9vbI 2osWIT4Sfm/0HicP9yD2CGkKssjlf/biBwAA//8DAFBLAQItABQABgAIAAAAIQC2gziS/gAAAOEB AAATAAAAAAAAAAAAAAAAAAAAAABbQ29udGVudF9UeXBlc10ueG1sUEsBAi0AFAAGAAgAAAAhADj9 If/WAAAAlAEAAAsAAAAAAAAAAAAAAAAALwEAAF9yZWxzLy5yZWxzUEsBAi0AFAAGAAgAAAAhAPQM FaSiAQAAmAMAAA4AAAAAAAAAAAAAAAAALgIAAGRycy9lMm9Eb2MueG1sUEsBAi0AFAAGAAgAAAAh AMJ+uXHcAAAAAwEAAA8AAAAAAAAAAAAAAAAA/AMAAGRycy9kb3ducmV2LnhtbFBLBQYAAAAABAAE APMAAAAFBQAAAAA= " strokecolor="#4472c4 [3204]" strokeweight=".5pt">
+              <v:line w14:anchorId="611FE4E1" id="Straight Connector 2" o:spid="_x0000_s1026" style="position:absolute;z-index:251683840;visibility:visible;mso-wrap-style:square;mso-width-percent:0;mso-height-percent:0;mso-wrap-distance-left:9pt;mso-wrap-distance-top:0;mso-wrap-distance-right:9pt;mso-wrap-distance-bottom:0;mso-position-horizontal:absolute;mso-position-horizontal-relative:margin;mso-position-vertical:absolute;mso-position-vertical-relative:text;mso-width-percent:0;mso-height-percent:0;mso-width-relative:margin;mso-height-relative:margin" from="0,0" to="483.75pt,1.1pt" o:gfxdata="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" strokecolor="#4472c4 [3204]" strokeweight=".5pt">
                 <v:stroke joinstyle="miter"/>
                 <w10:wrap anchorx="margin"/>
               </v:line>
@@ -8945,7 +8875,7 @@
                 <w:lang w:val="en-US"/>
               </w:rPr>
               <w:pict w14:anchorId="6E36F66D">
-                <v:rect id="_x0000_i1025" alt="" style="width:451.3pt;height:.05pt;mso-width-percent:0;mso-height-percent:0;mso-position-horizontal:absolute;mso-width-percent:0;mso-height-percent:0" o:hralign="center" o:hrstd="t" o:hrnoshade="t" o:hr="t" fillcolor="#70ad47 [3209]" stroked="f"/>
+                <v:rect id="_x0000_i1025" style="width:451.3pt;height:.05pt" o:hralign="center" o:hrstd="t" o:hrnoshade="t" o:hr="t" fillcolor="#70ad47 [3209]" stroked="f"/>
               </w:pict>
             </w:r>
           </w:p>
@@ -9075,18 +9005,8 @@
                     <w:szCs w:val="18"/>
                     <w:lang w:val="en-US"/>
                   </w:rPr>
-                  <w:t xml:space="preserve">Azure </w:t>
-                </w:r>
-                <w:proofErr w:type="spellStart"/>
-                <w:r>
-                  <w:rPr>
-                    <w:rFonts w:cs="Tahoma"/>
-                    <w:szCs w:val="18"/>
-                    <w:lang w:val="en-US"/>
-                  </w:rPr>
-                  <w:t>KeyVault</w:t>
-                </w:r>
-                <w:proofErr w:type="spellEnd"/>
+                  <w:t>Azure KeyVault</w:t>
+                </w:r>
               </w:p>
               <w:p>
                 <w:pPr>
@@ -9105,7 +9025,7 @@
                     <w:szCs w:val="18"/>
                     <w:lang w:val="en-US"/>
                   </w:rPr>
-                  <w:t>Azure Databricks</w:t>
+                  <w:t>Azure Synapse</w:t>
                 </w:r>
               </w:p>
               <w:p>
@@ -9125,7 +9045,7 @@
                     <w:szCs w:val="18"/>
                     <w:lang w:val="en-US"/>
                   </w:rPr>
-                  <w:t>Azure Synapse</w:t>
+                  <w:t>Azure Data Factory</w:t>
                 </w:r>
               </w:p>
               <w:p>
@@ -9145,7 +9065,7 @@
                     <w:szCs w:val="18"/>
                     <w:lang w:val="en-US"/>
                   </w:rPr>
-                  <w:t>Azure Data Factory</w:t>
+                  <w:t>Power BI Services</w:t>
                 </w:r>
               </w:p>
               <w:p>
@@ -9165,7 +9085,7 @@
                     <w:szCs w:val="18"/>
                     <w:lang w:val="en-US"/>
                   </w:rPr>
-                  <w:t>Power BI Services</w:t>
+                  <w:t xml:space="preserve">MS Fabric </w:t>
                 </w:r>
               </w:p>
               <w:p>
@@ -9185,7 +9105,7 @@
                     <w:szCs w:val="18"/>
                     <w:lang w:val="en-US"/>
                   </w:rPr>
-                  <w:t xml:space="preserve">MS Fabric </w:t>
+                  <w:t>Databriks</w:t>
                 </w:r>
               </w:p>
               <w:p>
@@ -9199,38 +9119,14 @@
                     <w:lang w:val="en-US"/>
                   </w:rPr>
                 </w:pPr>
-                <w:proofErr w:type="spellStart"/>
                 <w:r>
                   <w:rPr>
                     <w:rFonts w:cs="Tahoma"/>
                     <w:szCs w:val="18"/>
                     <w:lang w:val="en-US"/>
                   </w:rPr>
-                  <w:t>Databriks</w:t>
-                </w:r>
-                <w:proofErr w:type="spellEnd"/>
-              </w:p>
-              <w:p>
-                <w:pPr>
-                  <w:spacing w:after="0"/>
-                  <w:contextualSpacing/>
-                  <w:jc w:val="left"/>
-                  <w:rPr>
-                    <w:rFonts w:cs="Tahoma"/>
-                    <w:szCs w:val="18"/>
-                    <w:lang w:val="en-US"/>
-                  </w:rPr>
-                </w:pPr>
-                <w:proofErr w:type="spellStart"/>
-                <w:r>
-                  <w:rPr>
-                    <w:rFonts w:cs="Tahoma"/>
-                    <w:szCs w:val="18"/>
-                    <w:lang w:val="en-US"/>
-                  </w:rPr>
                   <w:t>dbt</w:t>
                 </w:r>
-                <w:proofErr w:type="spellEnd"/>
               </w:p>
               <w:p>
                 <w:pPr>
@@ -9285,7 +9181,7 @@
                 <w:lang w:val="en-US"/>
               </w:rPr>
               <w:pict w14:anchorId="4D98A0C5">
-                <v:rect id="_x0000_i1026" alt="" style="width:451.3pt;height:.05pt;mso-width-percent:0;mso-height-percent:0;mso-width-percent:0;mso-height-percent:0" o:hralign="center" o:hrstd="t" o:hrnoshade="t" o:hr="t" fillcolor="#70ad47 [3209]" stroked="f"/>
+                <v:rect id="_x0000_i1026" style="width:451.3pt;height:.05pt" o:hralign="center" o:hrstd="t" o:hrnoshade="t" o:hr="t" fillcolor="#70ad47 [3209]" stroked="f"/>
               </w:pict>
             </w:r>
           </w:p>
@@ -9551,7 +9447,7 @@
                 <w:lang w:val="en-US"/>
               </w:rPr>
               <w:pict w14:anchorId="735C7211">
-                <v:rect id="_x0000_i1027" alt="" style="width:451.3pt;height:.05pt;mso-width-percent:0;mso-height-percent:0;mso-width-percent:0;mso-height-percent:0" o:hralign="center" o:hrstd="t" o:hrnoshade="t" o:hr="t" fillcolor="#70ad47 [3209]" stroked="f"/>
+                <v:rect id="_x0000_i1027" style="width:451.3pt;height:.05pt" o:hralign="center" o:hrstd="t" o:hrnoshade="t" o:hr="t" fillcolor="#70ad47 [3209]" stroked="f"/>
               </w:pict>
             </w:r>
           </w:p>
@@ -9712,7 +9608,7 @@
                 <w:lang w:val="en-US"/>
               </w:rPr>
               <w:pict w14:anchorId="3C90E179">
-                <v:rect id="_x0000_i1028" alt="" style="width:451.3pt;height:.05pt;mso-width-percent:0;mso-height-percent:0;mso-width-percent:0;mso-height-percent:0" o:hralign="center" o:hrstd="t" o:hrnoshade="t" o:hr="t" fillcolor="#70ad47 [3209]" stroked="f"/>
+                <v:rect id="_x0000_i1028" style="width:451.3pt;height:.05pt" o:hralign="center" o:hrstd="t" o:hrnoshade="t" o:hr="t" fillcolor="#70ad47 [3209]" stroked="f"/>
               </w:pict>
             </w:r>
           </w:p>
@@ -9929,7 +9825,7 @@
                 <w:lang w:val="en-US"/>
               </w:rPr>
               <w:pict w14:anchorId="1D26BCFF">
-                <v:rect id="_x0000_i1029" alt="" style="width:451.3pt;height:.05pt;mso-width-percent:0;mso-height-percent:0;mso-width-percent:0;mso-height-percent:0" o:hralign="center" o:hrstd="t" o:hrnoshade="t" o:hr="t" fillcolor="#70ad47 [3209]" stroked="f"/>
+                <v:rect id="_x0000_i1029" style="width:451.3pt;height:.05pt" o:hralign="center" o:hrstd="t" o:hrnoshade="t" o:hr="t" fillcolor="#70ad47 [3209]" stroked="f"/>
               </w:pict>
             </w:r>
           </w:p>
@@ -10115,7 +10011,7 @@
                 <w:lang w:val="en-US"/>
               </w:rPr>
               <w:pict w14:anchorId="722D3489">
-                <v:rect id="_x0000_i1030" alt="" style="width:451.3pt;height:.05pt;mso-width-percent:0;mso-height-percent:0;mso-width-percent:0;mso-height-percent:0" o:hralign="center" o:hrstd="t" o:hrnoshade="t" o:hr="t" fillcolor="#70ad47 [3209]" stroked="f"/>
+                <v:rect id="_x0000_i1030" style="width:451.3pt;height:.05pt" o:hralign="center" o:hrstd="t" o:hrnoshade="t" o:hr="t" fillcolor="#70ad47 [3209]" stroked="f"/>
               </w:pict>
             </w:r>
           </w:p>
@@ -10261,7 +10157,7 @@
                 <w:lang w:val="en-US"/>
               </w:rPr>
               <w:pict w14:anchorId="4B456AEC">
-                <v:rect id="_x0000_i1031" alt="" style="width:451.3pt;height:.05pt;mso-width-percent:0;mso-height-percent:0;mso-width-percent:0;mso-height-percent:0" o:hralign="center" o:hrstd="t" o:hrnoshade="t" o:hr="t" fillcolor="#70ad47 [3209]" stroked="f"/>
+                <v:rect id="_x0000_i1031" style="width:451.3pt;height:.05pt" o:hralign="center" o:hrstd="t" o:hrnoshade="t" o:hr="t" fillcolor="#70ad47 [3209]" stroked="f"/>
               </w:pict>
             </w:r>
           </w:p>
@@ -15738,9 +15634,12 @@
     <w:rsid w:val="00250492"/>
     <w:rsid w:val="00380ADE"/>
     <w:rsid w:val="003D1D7B"/>
+    <w:rsid w:val="003E64D9"/>
+    <w:rsid w:val="006C18E7"/>
     <w:rsid w:val="006E7152"/>
     <w:rsid w:val="00764ED7"/>
     <w:rsid w:val="00893C2B"/>
+    <w:rsid w:val="008F490F"/>
     <w:rsid w:val="009425C3"/>
     <w:rsid w:val="0099511D"/>
     <w:rsid w:val="009B12B8"/>
@@ -15753,6 +15652,7 @@
     <w:rsid w:val="00DC264D"/>
     <w:rsid w:val="00DF2A9A"/>
     <w:rsid w:val="00FA10E8"/>
+    <w:rsid w:val="00FA7709"/>
   </w:rsids>
   <m:mathPr>
     <m:mathFont m:val="Cambria Math"/>
